--- a/informe/Informe_ANE_Ocupacion_840_860MHz.docx
+++ b/informe/Informe_ANE_Ocupacion_840_860MHz.docx
@@ -329,7 +329,7 @@
               <w:rPr>
                 <w:sz w:val="18"/>
               </w:rPr>
-              <w:t>24 de septiembre de 2026</w:t>
+              <w:t>26 de septiembre de 2026</w:t>
             </w:r>
           </w:p>
         </w:tc>
@@ -361,7 +361,19 @@
           <w:b w:val="0"/>
           <w:sz w:val="21"/>
         </w:rPr>
-        <w:t>Se proceso una campana de 63 mediciones de ocupacion espectral levantadas por una estacion movil de monitoreo en el sector occidental de Medellin. Tras aplicar un proceso de ETL con once reglas de validacion, 60 mediciones resultaron aptas para el analisis (95.2 % del total) y se alcanzo un indice global de calidad del 98.09 %. Sobre ese conjunto se calculo la potencia media de ocupacion de los cuatro canales de 5 MHz mediante la sumatoria de Parseval.</w:t>
+        <w:t>Una estacion movil recorrio el occidente de Medellin tomando 63 mediciones del espectro entre 840 y 860 MHz. Este informe dice como esta de ocupada esa banda y que bloques puede asignar la Agencia.</w:t>
+      </w:r>
+    </w:p>
+    <w:p>
+      <w:pPr>
+        <w:jc w:val="both"/>
+      </w:pPr>
+      <w:r>
+        <w:rPr>
+          <w:b w:val="0"/>
+          <w:sz w:val="21"/>
+        </w:rPr>
+        <w:t>De las 63 mediciones, 60 resultaron aptas tras revisarlas con once reglas de validacion (95.2 % del total), con un indice de calidad del 98.09 %. Sobre ellas se calculo la potencia de cada uno de los cuatro canales de 5 MHz.</w:t>
       </w:r>
     </w:p>
     <w:p/>
@@ -396,7 +408,7 @@
           <w:color w:val="2E933C"/>
           <w:sz w:val="21"/>
         </w:rPr>
-        <w:t>A (840 - 845 MHz) - ISE 30.5/100, categoria Moderado</w:t>
+        <w:t>A (840 - 845 MHz) - ISE 34.5/100, categoria Moderado</w:t>
       </w:r>
     </w:p>
     <w:p>
@@ -430,7 +442,7 @@
           <w:color w:val="2E933C"/>
           <w:sz w:val="21"/>
         </w:rPr>
-        <w:t>840.4688 MHz (-59.17 dBm, presente en 15 % de la ruta)</w:t>
+        <w:t>840.4688 MHz (-58.98 dBm, presente en 15 % de la ruta)</w:t>
       </w:r>
     </w:p>
     <w:p/>
@@ -1826,7 +1838,7 @@
         <w:rPr>
           <w:sz w:val="21"/>
         </w:rPr>
-        <w:t>016.txt presenta la traza completa desplazada +55 dB respecto de la medicion 015 y +35 dB respecto de la 017, conservando la misma forma espectral (correlacion de 0.70 con sus vecinas). Un salto de nivel de ese tamano en dos posiciones GPS separadas por menos de 400 m es fisicamente imposible: corresponde a un error de ganancia del front-end o a compresion del receptor, cuyo pico de -3.6 dBm esta por encima del punto de compresion de la cadena. El dato no es recuperable porque se desconoce el factor de ganancia exacto que se aplico.</w:t>
+        <w:t>016.txt tiene toda la medida desplazada 55 dB por encima de la anterior y 35 dB por encima de la siguiente, pero conservando la misma forma. Entre esos tres puntos hay menos de 400 m: un salto asi es fisicamente imposible. Lo que ocurrio es que el receptor midio con una ganancia distinta, o se saturo. No se puede recuperar porque no se sabe que ganancia se aplico.</w:t>
       </w:r>
     </w:p>
     <w:p>
@@ -2300,78 +2312,6 @@
           </w:p>
         </w:tc>
       </w:tr>
-      <w:tr>
-        <w:tc>
-          <w:tcPr>
-            <w:tcW w:type="dxa" w:w="1928"/>
-          </w:tcPr>
-          <w:p>
-            <w:r/>
-            <w:r>
-              <w:rPr>
-                <w:sz w:val="18"/>
-              </w:rPr>
-              <w:t>REGLA_PISO</w:t>
-            </w:r>
-          </w:p>
-        </w:tc>
-        <w:tc>
-          <w:tcPr>
-            <w:tcW w:type="dxa" w:w="3515"/>
-          </w:tcPr>
-          <w:p>
-            <w:r/>
-            <w:r>
-              <w:rPr>
-                <w:sz w:val="18"/>
-              </w:rPr>
-              <w:t>T4 Sustitucion por constante (censura de piso de ruido)</w:t>
-            </w:r>
-          </w:p>
-        </w:tc>
-        <w:tc>
-          <w:tcPr>
-            <w:tcW w:type="dxa" w:w="1020"/>
-          </w:tcPr>
-          <w:p>
-            <w:r/>
-            <w:r>
-              <w:rPr>
-                <w:sz w:val="18"/>
-              </w:rPr>
-              <w:t>32082</w:t>
-            </w:r>
-          </w:p>
-        </w:tc>
-        <w:tc>
-          <w:tcPr>
-            <w:tcW w:type="dxa" w:w="1701"/>
-          </w:tcPr>
-          <w:p>
-            <w:r/>
-            <w:r>
-              <w:rPr>
-                <w:sz w:val="18"/>
-              </w:rPr>
-              <w:t>celdas espectrales</w:t>
-            </w:r>
-          </w:p>
-        </w:tc>
-        <w:tc>
-          <w:tcPr>
-            <w:tcW w:type="dxa" w:w="907"/>
-          </w:tcPr>
-          <w:p>
-            <w:r/>
-            <w:r>
-              <w:rPr>
-                <w:sz w:val="18"/>
-              </w:rPr>
-              <w:t>49.489</w:t>
-            </w:r>
-          </w:p>
-        </w:tc>
-      </w:tr>
     </w:tbl>
     <w:p/>
     <w:p>
@@ -2406,7 +2346,19 @@
           <w:b w:val="0"/>
           <w:sz w:val="21"/>
         </w:rPr>
-        <w:t>Se detecto el espurio en 28 de las 63 mediciones, con excesos de hasta 26.3 dB sobre los bins vecinos. De no corregirse, se habria contabilizado como ocupacion real y habria inflado simultaneamente el indicador de los dos canales centrales. Se imputaron los 81 bins afectados por interpolacion lineal a partir de los seis bins de apoyo adyacentes. La interpolacion se ejecuta en POTENCIA LINEAL (mW) y no en decibelios: promediar decibelios equivale a una media geometrica de potencias y subestimaria el nivel real de la envolvente. La hipotesis de suavidad es solida porque la envolvente de una portadora celular no cambia apreciablemente en una ventana de 59 kHz.</w:t>
+        <w:t>Se encontro en 28 de las 63 mediciones, con excesos de hasta 26.3 dB sobre las frecuencias vecinas. Sin corregirlo se habria contado como ocupacion real, inflando a la vez los dos canales centrales.</w:t>
+      </w:r>
+    </w:p>
+    <w:p>
+      <w:pPr>
+        <w:jc w:val="both"/>
+      </w:pPr>
+      <w:r>
+        <w:rPr>
+          <w:b w:val="0"/>
+          <w:sz w:val="21"/>
+        </w:rPr>
+        <w:t>Se corrigieron los 81 valores afectados sustituyendolos por una interpolacion de sus vecinos. La interpolacion se hace sobre la potencia en mW y no sobre los decibelios, porque promediar decibelios da un resultado mas bajo que el real. Es seguro hacerlo porque una portadora celular no cambia de nivel en una ventana tan estrecha: 59 kHz.</w:t>
       </w:r>
     </w:p>
     <w:p>
@@ -2429,7 +2381,19 @@
           <w:b w:val="0"/>
           <w:sz w:val="21"/>
         </w:rPr>
-        <w:t>Dos mediciones tenian la posicion inutilizable y su espectro, en cambio, era perfectamente valido: descartarlas habria significado perder informacion radioelectrica buena por un fallo del receptor GNSS. Como la estacion es movil y recorre una trayectoria continua, la posicion se reconstruye interpolando linealmente entre las posiciones validas anterior y posterior de la secuencia. Es el equivalente espacio-temporal de la interpolacion de malla vista en clase.</w:t>
+        <w:t>Dos mediciones tenian la posicion inservible, pero su medida de espectro era perfectamente buena. Descartarlas habria sido tirar informacion valida por un fallo del GPS.</w:t>
+      </w:r>
+    </w:p>
+    <w:p>
+      <w:pPr>
+        <w:jc w:val="both"/>
+      </w:pPr>
+      <w:r>
+        <w:rPr>
+          <w:b w:val="0"/>
+          <w:sz w:val="21"/>
+        </w:rPr>
+        <w:t>Como la estacion iba en movimiento siguiendo un recorrido continuo, la posicion se reconstruye a partir de la anterior y la siguiente, que si eran fiables.</w:t>
       </w:r>
     </w:p>
     <w:tbl>
@@ -2681,7 +2645,31 @@
           <w:b w:val="0"/>
           <w:sz w:val="21"/>
         </w:rPr>
-        <w:t>A partir del coeficiente de reflexion en potencia se obtiene la perdida por desacople, L = -10 log10(1 - 10^(S11/10)), que vale 1.33 dB en el extremo inferior de la banda y 0.64 dB en el superior. Ese gradiente de 0.69 dB penalizaba sistematicamente al canal A frente al canal D y habria contaminado la comparacion entre bloques, que es justamente el objeto del estudio. La correccion se des-incrusta sumando L(f) a cada bin. No es una imputacion sino una calibracion determinista. Su efecto no es despreciable: 1660 muestras cambian de lado respecto del umbral de -65 dBm al aplicarla.</w:t>
+        <w:t>De esa medida se calcula cuanta potencia rebota en la antena en lugar de entrar al receptor: 1.33 dB en el extremo bajo de la banda y 0.64 dB en el alto.</w:t>
+      </w:r>
+    </w:p>
+    <w:p>
+      <w:pPr>
+        <w:jc w:val="both"/>
+      </w:pPr>
+      <w:r>
+        <w:rPr>
+          <w:b w:val="0"/>
+          <w:sz w:val="21"/>
+        </w:rPr>
+        <w:t>La diferencia entre ambos extremos, 0.69 dB, es el problema. La antena oye mejor el canal D que el canal A, de modo que parte de la diferencia entre bloques vendria del instrumento y no del espectro. Como comparar los cuatro canales es justamente el objeto del estudio, hay que corregirlo: a cada frecuencia se le suma la perdida que le corresponde.</w:t>
+      </w:r>
+    </w:p>
+    <w:p>
+      <w:pPr>
+        <w:jc w:val="both"/>
+      </w:pPr>
+      <w:r>
+        <w:rPr>
+          <w:b w:val="0"/>
+          <w:sz w:val="21"/>
+        </w:rPr>
+        <w:t>No es una imputacion sino una calibracion, y no es un detalle menor: 1474 muestras cambian de lado respecto del umbral de -60 dBm al aplicarla. Es decir, pasan de declararse libres a ocupadas o al reves.</w:t>
       </w:r>
     </w:p>
     <w:p>
@@ -2744,7 +2732,7 @@
         <w:rPr>
           <w:color w:val="1A365D"/>
         </w:rPr>
-        <w:t>3.4 T4 - Regla de censura del piso de ruido</w:t>
+        <w:t>3.4 Tratamiento del piso de ruido: por que no se censura</w:t>
       </w:r>
     </w:p>
     <w:p>
@@ -2756,7 +2744,43 @@
           <w:b w:val="0"/>
           <w:sz w:val="21"/>
         </w:rPr>
-        <w:t>El enunciado establece que toda muestra por debajo de -65.0 dBm se sustituya por -95.0 dBm. Se aplico a 32082 celdas espectrales, el 52.2 % de las muestras conservadas. Su lectura tecnica es que -65.0 dBm marca el umbral de deteccion util del sistema de monitoreo: por debajo no se puede afirmar que exista emision, solo ruido del receptor. El efecto practico sobre el indicador es decisivo, porque elimina la contribucion del ruido termico a la sumatoria de Parseval; sin la censura, los 256 bins de ruido de un canal limpio acumularian una potencia comparable a la de una portadora real y enmascararian por completo la diferencia entre un canal ocupado y uno libre.</w:t>
+        <w:t>Se evaluo aplicar una censura al piso de ruido, es decir sustituir por un valor constante toda muestra por debajo de un umbral de deteccion, y se decidio NO hacerlo. La razon es empirica y conviene dejarla explicita, porque es una transformacion habitual en este tipo de estudios.</w:t>
+      </w:r>
+    </w:p>
+    <w:p>
+      <w:pPr>
+        <w:jc w:val="both"/>
+      </w:pPr>
+      <w:r>
+        <w:rPr>
+          <w:b w:val="0"/>
+          <w:sz w:val="21"/>
+        </w:rPr>
+        <w:t>Primero, los datos no ofrecen un punto de corte natural. El histograma del espectro es practicamente continuo, con la moda del ruido situada en torno a -67 dBm y sin un valle que separe el lobulo de ruido del de senal, de modo que cualquier umbral que se fijara seria arbitrario y dificil de sostener frente a la pregunta de por que ese valor y no otro.</w:t>
+      </w:r>
+    </w:p>
+    <w:p>
+      <w:pPr>
+        <w:jc w:val="both"/>
+      </w:pPr>
+      <w:r>
+        <w:rPr>
+          <w:b w:val="0"/>
+          <w:sz w:val="21"/>
+        </w:rPr>
+        <w:t>Segundo, y mas importante: no cambiaria el resultado. La potencia de un canal se obtiene sumando la de todas sus frecuencias, y esa suma la dominan las frecuencias fuertes. Bajar una frecuencia debil de -66 a -95 dBm le quita a la suma una millonesima parte de lo que ya tiene.</w:t>
+      </w:r>
+    </w:p>
+    <w:p>
+      <w:pPr>
+        <w:jc w:val="both"/>
+      </w:pPr>
+      <w:r>
+        <w:rPr>
+          <w:b w:val="0"/>
+          <w:sz w:val="21"/>
+        </w:rPr>
+        <w:t>Se comprobo con los datos: censurar mueve la potencia de cada canal menos de 0.1 dB y deja la clasificacion de los cuatro bloques igual. Habria sido anadir un parametro arbitrario sin ganar nada a cambio.</w:t>
       </w:r>
     </w:p>
     <w:p/>
@@ -2774,7 +2798,7 @@
           <w:color w:val="1A365D"/>
           <w:sz w:val="21"/>
         </w:rPr>
-        <w:t>93612</w:t>
+        <w:t>61530</w:t>
       </w:r>
     </w:p>
     <w:p>
@@ -3163,7 +3187,19 @@
           <w:b w:val="0"/>
           <w:sz w:val="21"/>
         </w:rPr>
-        <w:t>El recorrido describe un circuito cerrado: arranca en el extremo norte del area (latitud 6.2433), desciende por el costado occidental ganando altura hasta los 1590 m en la zona mas alta del sector, gira hacia el oriente en el extremo sur y regresa por el costado oriental hasta un punto proximo al de partida. Esta geometria en lazo es favorable para el estudio porque rodea el area en lugar de atravesarla, lo que mejora la diversidad angular de las observaciones y con ello la capacidad de discriminar la direccion de las fuentes.</w:t>
+        <w:t>El recorrido es un circuito cerrado. Arranca en el norte del area (latitud 6.2433), baja por el costado occidental ganando altura hasta los 1590 m, gira al oriente en el extremo sur y vuelve por el costado oriental hasta cerca del punto de partida.</w:t>
+      </w:r>
+    </w:p>
+    <w:p>
+      <w:pPr>
+        <w:jc w:val="both"/>
+      </w:pPr>
+      <w:r>
+        <w:rPr>
+          <w:b w:val="0"/>
+          <w:sz w:val="21"/>
+        </w:rPr>
+        <w:t>Que sea un lazo y no una linea recta favorece al estudio: rodear el area en lugar de atravesarla permite ver cada foco desde varios angulos, y eso es lo que hace posible estimar de donde vienen las emisiones.</w:t>
       </w:r>
     </w:p>
     <w:p>
@@ -3284,7 +3320,19 @@
           <w:b w:val="0"/>
           <w:sz w:val="21"/>
         </w:rPr>
-        <w:t>La consecuencia es que una correlacion simple entre temperatura y cualquier metrica de calidad seria ESPURIA: estaria midiendo el efecto del recorrido, no el del calentamiento del receptor. Por eso el analisis se hace con correlaciones parciales que descuentan el efecto del tiempo, y con una regresion multivariada que separa las tres influencias.</w:t>
+        <w:t>Aqui esta la trampa. Si se mira sin mas si la temperatura y la calidad van juntas, cualquier resultado seria enganoso: se estaria midiendo el efecto del recorrido, no el del calor.</w:t>
+      </w:r>
+    </w:p>
+    <w:p>
+      <w:pPr>
+        <w:jc w:val="both"/>
+      </w:pPr>
+      <w:r>
+        <w:rPr>
+          <w:b w:val="0"/>
+          <w:sz w:val="21"/>
+        </w:rPr>
+        <w:t>Para evitarlo, el analisis descuenta primero el efecto del tiempo y solo despues mira que queda. Se hace de dos formas independientes, y las dos se presentan a continuacion.</w:t>
       </w:r>
     </w:p>
     <w:p>
@@ -3846,7 +3894,19 @@
           <w:b w:val="0"/>
           <w:sz w:val="21"/>
         </w:rPr>
-        <w:t>El patron es inequivoco: las correlaciones simples son debiles (todas por debajo de 0.28 en valor absoluto) y, al controlar por el orden de medicion, SE DESVANECEN. Ninguna de las cinco metricas mantiene una asociacion estadisticamente significativa con la temperatura al 5 %. Notese ademas que el signo de varias correlaciones simples se invierte al aplicar el control, que es la firma clasica de una relacion espuria inducida por una variable de confusion.</w:t>
+        <w:t>El patron es claro. Las relaciones ya eran debiles de entrada, y al descontar el efecto del tiempo SE DESVANECEN: ninguna de las cinco es significativa.</w:t>
+      </w:r>
+    </w:p>
+    <w:p>
+      <w:pPr>
+        <w:jc w:val="both"/>
+      </w:pPr>
+      <w:r>
+        <w:rPr>
+          <w:b w:val="0"/>
+          <w:sz w:val="21"/>
+        </w:rPr>
+        <w:t>Hay un detalle revelador. Al aplicar el control, varias cambian de signo. Eso es lo que ocurre cuando la relacion nunca fue real y solo reflejaba una tercera causa comun.</w:t>
       </w:r>
     </w:p>
     <w:p>
@@ -3869,7 +3929,19 @@
           <w:b w:val="0"/>
           <w:sz w:val="21"/>
         </w:rPr>
-        <w:t>Se ajusto por minimos cuadrados el modelo piso_ruido = b0 + b1*temperatura + b2*orden + b3*altura sobre las 60 mediciones validas. El piso de ruido se estima como el percentil 5 de cada traza, medida robusta porque las emisiones ocupan una fraccion minoritaria de los 1024 bins, y se calcula sobre el espectro CRUDO: aplicar antes la censura de -65 dBm destruiria justamente la informacion que se quiere estudiar.</w:t>
+        <w:t>La segunda comprobacion mide a la vez las tres influencias posibles sobre el nivel de ruido del equipo: la temperatura, el paso del tiempo y la altura del terreno. Asi se ve cuanto aporta cada una por separado. Se hizo sobre las 60 mediciones validas.</w:t>
+      </w:r>
+    </w:p>
+    <w:p>
+      <w:pPr>
+        <w:jc w:val="both"/>
+      </w:pPr>
+      <w:r>
+        <w:rPr>
+          <w:b w:val="0"/>
+          <w:sz w:val="21"/>
+        </w:rPr>
+        <w:t>El nivel de ruido se toma como el valor por debajo del cual queda el 5 %% de cada medida, que es una forma robusta de estimarlo porque las emisiones ocupan solo una parte pequena de la banda. Se calcula sobre el dato crudo, antes de calibrar la antena, para no mezclar la deriva del instrumento con una correccion del propio proceso.</w:t>
       </w:r>
     </w:p>
     <w:tbl>
@@ -4369,7 +4441,19 @@
           <w:b w:val="0"/>
           <w:sz w:val="21"/>
         </w:rPr>
-        <w:t>Cualquier variacion observada muy por encima de ese valor NO puede explicarse por ruido termico. El coeficiente ajustado implicaria un efecto de 5.95 dB sobre el rango de temperaturas de la campana, unas 58 veces la cota fisica: un resultado imposible, que confirma que ese coeficiente es ruido de estimacion y no un efecto real. La comparacion entre los grupos frio y caliente apunta en la misma direccion: la diferencia de piso de ruido es de +2.57 dB con p = 0.384, no significativa.</w:t>
+        <w:t>Ese numero es un techo: el calor no puede mover el ruido del equipo mas alla de ahi. Y el modelo estadistico sugeria un efecto de 5.95 dB, unas 58 veces mayor. Es fisicamente imposible, de modo que ese valor no era un efecto real sino ruido del propio calculo.</w:t>
+      </w:r>
+    </w:p>
+    <w:p>
+      <w:pPr>
+        <w:jc w:val="both"/>
+      </w:pPr>
+      <w:r>
+        <w:rPr>
+          <w:b w:val="0"/>
+          <w:sz w:val="21"/>
+        </w:rPr>
+        <w:t>Una tercera comprobacion apunta igual. Separando las mediciones en las mas frias y las mas calientes, la diferencia de nivel de ruido entre ambos grupos es de +2.57 dB, dentro de lo que cabe esperar por azar.</w:t>
       </w:r>
     </w:p>
     <w:p>
@@ -4444,7 +4528,19 @@
           <w:b w:val="0"/>
           <w:sz w:val="21"/>
         </w:rPr>
-        <w:t>El unico efecto real y verificable de la temperatura en este conjunto de datos es el criterio de VALIDEZ DE CAMPANA. Las dos capturas de prueba se realizaron a 35.2 y 38.1 grados, muy por debajo de la ventana de operacion estabilizada del equipo (40.0 a 55.0 grados), lo que permitio identificarlas como ajenas a la campana con una evidencia independiente del nombre del archivo. Es decir, la temperatura no sirve para predecir la calidad de un dato, pero si para verificar que el instrumento estaba en regimen cuando lo tomo.</w:t>
+        <w:t>La temperatura si resulto util, pero para otra cosa: para saber cuando el equipo aun no estaba listo. Las dos capturas de prueba se tomaron a 35.2 y 38.1 grados, muy por debajo de los 40.0 a 55.0 grados en que opera el equipo ya estabilizado.</w:t>
+      </w:r>
+    </w:p>
+    <w:p>
+      <w:pPr>
+        <w:jc w:val="both"/>
+      </w:pPr>
+      <w:r>
+        <w:rPr>
+          <w:b w:val="0"/>
+          <w:sz w:val="21"/>
+        </w:rPr>
+        <w:t>Eso permitio descartarlas con una prueba independiente del nombre del archivo. En resumen: la temperatura no anticipa si un dato sera bueno, pero si confirma que el instrumento estaba en condiciones cuando lo tomo.</w:t>
       </w:r>
     </w:p>
     <w:p>
@@ -4897,7 +4993,7 @@
       <w:tr>
         <w:tc>
           <w:tcPr>
-            <w:tcW w:type="dxa" w:w="907"/>
+            <w:tcW w:type="dxa" w:w="850"/>
           </w:tcPr>
           <w:p>
             <w:r/>
@@ -4912,7 +5008,7 @@
         </w:tc>
         <w:tc>
           <w:tcPr>
-            <w:tcW w:type="dxa" w:w="1587"/>
+            <w:tcW w:type="dxa" w:w="1474"/>
           </w:tcPr>
           <w:p>
             <w:r/>
@@ -4927,7 +5023,7 @@
         </w:tc>
         <w:tc>
           <w:tcPr>
-            <w:tcW w:type="dxa" w:w="1361"/>
+            <w:tcW w:type="dxa" w:w="1304"/>
           </w:tcPr>
           <w:p>
             <w:r/>
@@ -4942,7 +5038,7 @@
         </w:tc>
         <w:tc>
           <w:tcPr>
-            <w:tcW w:type="dxa" w:w="1474"/>
+            <w:tcW w:type="dxa" w:w="1417"/>
           </w:tcPr>
           <w:p>
             <w:r/>
@@ -4957,7 +5053,7 @@
         </w:tc>
         <w:tc>
           <w:tcPr>
-            <w:tcW w:type="dxa" w:w="1361"/>
+            <w:tcW w:type="dxa" w:w="1304"/>
           </w:tcPr>
           <w:p>
             <w:r/>
@@ -4972,7 +5068,7 @@
         </w:tc>
         <w:tc>
           <w:tcPr>
-            <w:tcW w:type="dxa" w:w="1247"/>
+            <w:tcW w:type="dxa" w:w="1191"/>
           </w:tcPr>
           <w:p>
             <w:r/>
@@ -4987,7 +5083,7 @@
         </w:tc>
         <w:tc>
           <w:tcPr>
-            <w:tcW w:type="dxa" w:w="1134"/>
+            <w:tcW w:type="dxa" w:w="1531"/>
           </w:tcPr>
           <w:p>
             <w:r/>
@@ -4996,7 +5092,7 @@
                 <w:b/>
                 <w:sz w:val="18"/>
               </w:rPr>
-              <w:t>% ocupacion espectral</w:t>
+              <w:t>IC 95 % de la ocupacion</w:t>
             </w:r>
           </w:p>
         </w:tc>
@@ -5004,7 +5100,7 @@
       <w:tr>
         <w:tc>
           <w:tcPr>
-            <w:tcW w:type="dxa" w:w="907"/>
+            <w:tcW w:type="dxa" w:w="850"/>
           </w:tcPr>
           <w:p>
             <w:r/>
@@ -5018,7 +5114,7 @@
         </w:tc>
         <w:tc>
           <w:tcPr>
-            <w:tcW w:type="dxa" w:w="1587"/>
+            <w:tcW w:type="dxa" w:w="1474"/>
           </w:tcPr>
           <w:p>
             <w:r/>
@@ -5032,7 +5128,7 @@
         </w:tc>
         <w:tc>
           <w:tcPr>
-            <w:tcW w:type="dxa" w:w="1361"/>
+            <w:tcW w:type="dxa" w:w="1304"/>
           </w:tcPr>
           <w:p>
             <w:r/>
@@ -5046,7 +5142,7 @@
         </w:tc>
         <w:tc>
           <w:tcPr>
-            <w:tcW w:type="dxa" w:w="1474"/>
+            <w:tcW w:type="dxa" w:w="1417"/>
           </w:tcPr>
           <w:p>
             <w:r/>
@@ -5060,7 +5156,7 @@
         </w:tc>
         <w:tc>
           <w:tcPr>
-            <w:tcW w:type="dxa" w:w="1361"/>
+            <w:tcW w:type="dxa" w:w="1304"/>
           </w:tcPr>
           <w:p>
             <w:r/>
@@ -5074,7 +5170,7 @@
         </w:tc>
         <w:tc>
           <w:tcPr>
-            <w:tcW w:type="dxa" w:w="1247"/>
+            <w:tcW w:type="dxa" w:w="1191"/>
           </w:tcPr>
           <w:p>
             <w:r/>
@@ -5088,15 +5184,15 @@
         </w:tc>
         <w:tc>
           <w:tcPr>
-            <w:tcW w:type="dxa" w:w="1134"/>
-          </w:tcPr>
-          <w:p>
-            <w:r/>
-            <w:r>
-              <w:rPr>
-                <w:sz w:val="18"/>
-              </w:rPr>
-              <w:t>60.5 %</w:t>
+            <w:tcW w:type="dxa" w:w="1531"/>
+          </w:tcPr>
+          <w:p>
+            <w:r/>
+            <w:r>
+              <w:rPr>
+                <w:sz w:val="18"/>
+              </w:rPr>
+              <w:t>75.8 - 93.1 %</w:t>
             </w:r>
           </w:p>
         </w:tc>
@@ -5104,7 +5200,7 @@
       <w:tr>
         <w:tc>
           <w:tcPr>
-            <w:tcW w:type="dxa" w:w="907"/>
+            <w:tcW w:type="dxa" w:w="850"/>
           </w:tcPr>
           <w:p>
             <w:r/>
@@ -5118,7 +5214,7 @@
         </w:tc>
         <w:tc>
           <w:tcPr>
-            <w:tcW w:type="dxa" w:w="1587"/>
+            <w:tcW w:type="dxa" w:w="1474"/>
           </w:tcPr>
           <w:p>
             <w:r/>
@@ -5132,7 +5228,7 @@
         </w:tc>
         <w:tc>
           <w:tcPr>
-            <w:tcW w:type="dxa" w:w="1361"/>
+            <w:tcW w:type="dxa" w:w="1304"/>
           </w:tcPr>
           <w:p>
             <w:r/>
@@ -5146,21 +5242,21 @@
         </w:tc>
         <w:tc>
           <w:tcPr>
-            <w:tcW w:type="dxa" w:w="1474"/>
-          </w:tcPr>
-          <w:p>
-            <w:r/>
-            <w:r>
-              <w:rPr>
-                <w:sz w:val="18"/>
-              </w:rPr>
-              <w:t>-63.87</w:t>
-            </w:r>
-          </w:p>
-        </w:tc>
-        <w:tc>
-          <w:tcPr>
-            <w:tcW w:type="dxa" w:w="1361"/>
+            <w:tcW w:type="dxa" w:w="1417"/>
+          </w:tcPr>
+          <w:p>
+            <w:r/>
+            <w:r>
+              <w:rPr>
+                <w:sz w:val="18"/>
+              </w:rPr>
+              <w:t>-62.89</w:t>
+            </w:r>
+          </w:p>
+        </w:tc>
+        <w:tc>
+          <w:tcPr>
+            <w:tcW w:type="dxa" w:w="1304"/>
           </w:tcPr>
           <w:p>
             <w:r/>
@@ -5174,29 +5270,29 @@
         </w:tc>
         <w:tc>
           <w:tcPr>
-            <w:tcW w:type="dxa" w:w="1247"/>
-          </w:tcPr>
-          <w:p>
-            <w:r/>
-            <w:r>
-              <w:rPr>
-                <w:sz w:val="18"/>
-              </w:rPr>
-              <w:t>31.7 %</w:t>
-            </w:r>
-          </w:p>
-        </w:tc>
-        <w:tc>
-          <w:tcPr>
-            <w:tcW w:type="dxa" w:w="1134"/>
-          </w:tcPr>
-          <w:p>
-            <w:r/>
-            <w:r>
-              <w:rPr>
-                <w:sz w:val="18"/>
-              </w:rPr>
-              <w:t>29.6 %</w:t>
+            <w:tcW w:type="dxa" w:w="1191"/>
+          </w:tcPr>
+          <w:p>
+            <w:r/>
+            <w:r>
+              <w:rPr>
+                <w:sz w:val="18"/>
+              </w:rPr>
+              <w:t>33.3 %</w:t>
+            </w:r>
+          </w:p>
+        </w:tc>
+        <w:tc>
+          <w:tcPr>
+            <w:tcW w:type="dxa" w:w="1531"/>
+          </w:tcPr>
+          <w:p>
+            <w:r/>
+            <w:r>
+              <w:rPr>
+                <w:sz w:val="18"/>
+              </w:rPr>
+              <w:t>22.7 - 45.9 %</w:t>
             </w:r>
           </w:p>
         </w:tc>
@@ -5204,7 +5300,7 @@
       <w:tr>
         <w:tc>
           <w:tcPr>
-            <w:tcW w:type="dxa" w:w="907"/>
+            <w:tcW w:type="dxa" w:w="850"/>
           </w:tcPr>
           <w:p>
             <w:r/>
@@ -5218,7 +5314,7 @@
         </w:tc>
         <w:tc>
           <w:tcPr>
-            <w:tcW w:type="dxa" w:w="1587"/>
+            <w:tcW w:type="dxa" w:w="1474"/>
           </w:tcPr>
           <w:p>
             <w:r/>
@@ -5232,35 +5328,35 @@
         </w:tc>
         <w:tc>
           <w:tcPr>
-            <w:tcW w:type="dxa" w:w="1361"/>
-          </w:tcPr>
-          <w:p>
-            <w:r/>
-            <w:r>
-              <w:rPr>
-                <w:sz w:val="18"/>
-              </w:rPr>
-              <w:t>-48.21</w:t>
-            </w:r>
-          </w:p>
-        </w:tc>
-        <w:tc>
-          <w:tcPr>
-            <w:tcW w:type="dxa" w:w="1474"/>
-          </w:tcPr>
-          <w:p>
-            <w:r/>
-            <w:r>
-              <w:rPr>
-                <w:sz w:val="18"/>
-              </w:rPr>
-              <w:t>-68.57</w:t>
-            </w:r>
-          </w:p>
-        </w:tc>
-        <w:tc>
-          <w:tcPr>
-            <w:tcW w:type="dxa" w:w="1361"/>
+            <w:tcW w:type="dxa" w:w="1304"/>
+          </w:tcPr>
+          <w:p>
+            <w:r/>
+            <w:r>
+              <w:rPr>
+                <w:sz w:val="18"/>
+              </w:rPr>
+              <w:t>-48.20</w:t>
+            </w:r>
+          </w:p>
+        </w:tc>
+        <w:tc>
+          <w:tcPr>
+            <w:tcW w:type="dxa" w:w="1417"/>
+          </w:tcPr>
+          <w:p>
+            <w:r/>
+            <w:r>
+              <w:rPr>
+                <w:sz w:val="18"/>
+              </w:rPr>
+              <w:t>-65.76</w:t>
+            </w:r>
+          </w:p>
+        </w:tc>
+        <w:tc>
+          <w:tcPr>
+            <w:tcW w:type="dxa" w:w="1304"/>
           </w:tcPr>
           <w:p>
             <w:r/>
@@ -5274,7 +5370,7 @@
         </w:tc>
         <w:tc>
           <w:tcPr>
-            <w:tcW w:type="dxa" w:w="1247"/>
+            <w:tcW w:type="dxa" w:w="1191"/>
           </w:tcPr>
           <w:p>
             <w:r/>
@@ -5288,15 +5384,15 @@
         </w:tc>
         <w:tc>
           <w:tcPr>
-            <w:tcW w:type="dxa" w:w="1134"/>
-          </w:tcPr>
-          <w:p>
-            <w:r/>
-            <w:r>
-              <w:rPr>
-                <w:sz w:val="18"/>
-              </w:rPr>
-              <w:t>26.1 %</w:t>
+            <w:tcW w:type="dxa" w:w="1531"/>
+          </w:tcPr>
+          <w:p>
+            <w:r/>
+            <w:r>
+              <w:rPr>
+                <w:sz w:val="18"/>
+              </w:rPr>
+              <w:t>21.3 - 44.2 %</w:t>
             </w:r>
           </w:p>
         </w:tc>
@@ -5304,7 +5400,7 @@
       <w:tr>
         <w:tc>
           <w:tcPr>
-            <w:tcW w:type="dxa" w:w="907"/>
+            <w:tcW w:type="dxa" w:w="850"/>
           </w:tcPr>
           <w:p>
             <w:r/>
@@ -5318,7 +5414,7 @@
         </w:tc>
         <w:tc>
           <w:tcPr>
-            <w:tcW w:type="dxa" w:w="1587"/>
+            <w:tcW w:type="dxa" w:w="1474"/>
           </w:tcPr>
           <w:p>
             <w:r/>
@@ -5332,35 +5428,35 @@
         </w:tc>
         <w:tc>
           <w:tcPr>
-            <w:tcW w:type="dxa" w:w="1361"/>
-          </w:tcPr>
-          <w:p>
-            <w:r/>
-            <w:r>
-              <w:rPr>
-                <w:sz w:val="18"/>
-              </w:rPr>
-              <w:t>-56.80</w:t>
-            </w:r>
-          </w:p>
-        </w:tc>
-        <w:tc>
-          <w:tcPr>
-            <w:tcW w:type="dxa" w:w="1474"/>
-          </w:tcPr>
-          <w:p>
-            <w:r/>
-            <w:r>
-              <w:rPr>
-                <w:sz w:val="18"/>
-              </w:rPr>
-              <w:t>-70.12</w:t>
-            </w:r>
-          </w:p>
-        </w:tc>
-        <w:tc>
-          <w:tcPr>
-            <w:tcW w:type="dxa" w:w="1361"/>
+            <w:tcW w:type="dxa" w:w="1304"/>
+          </w:tcPr>
+          <w:p>
+            <w:r/>
+            <w:r>
+              <w:rPr>
+                <w:sz w:val="18"/>
+              </w:rPr>
+              <w:t>-56.72</w:t>
+            </w:r>
+          </w:p>
+        </w:tc>
+        <w:tc>
+          <w:tcPr>
+            <w:tcW w:type="dxa" w:w="1417"/>
+          </w:tcPr>
+          <w:p>
+            <w:r/>
+            <w:r>
+              <w:rPr>
+                <w:sz w:val="18"/>
+              </w:rPr>
+              <w:t>-66.88</w:t>
+            </w:r>
+          </w:p>
+        </w:tc>
+        <w:tc>
+          <w:tcPr>
+            <w:tcW w:type="dxa" w:w="1304"/>
           </w:tcPr>
           <w:p>
             <w:r/>
@@ -5374,29 +5470,29 @@
         </w:tc>
         <w:tc>
           <w:tcPr>
-            <w:tcW w:type="dxa" w:w="1247"/>
-          </w:tcPr>
-          <w:p>
-            <w:r/>
-            <w:r>
-              <w:rPr>
-                <w:sz w:val="18"/>
-              </w:rPr>
-              <w:t>26.7 %</w:t>
-            </w:r>
-          </w:p>
-        </w:tc>
-        <w:tc>
-          <w:tcPr>
-            <w:tcW w:type="dxa" w:w="1134"/>
-          </w:tcPr>
-          <w:p>
-            <w:r/>
-            <w:r>
-              <w:rPr>
-                <w:sz w:val="18"/>
-              </w:rPr>
-              <w:t>23.3 %</w:t>
+            <w:tcW w:type="dxa" w:w="1191"/>
+          </w:tcPr>
+          <w:p>
+            <w:r/>
+            <w:r>
+              <w:rPr>
+                <w:sz w:val="18"/>
+              </w:rPr>
+              <w:t>28.3 %</w:t>
+            </w:r>
+          </w:p>
+        </w:tc>
+        <w:tc>
+          <w:tcPr>
+            <w:tcW w:type="dxa" w:w="1531"/>
+          </w:tcPr>
+          <w:p>
+            <w:r/>
+            <w:r>
+              <w:rPr>
+                <w:sz w:val="18"/>
+              </w:rPr>
+              <w:t>18.5 - 40.8 %</w:t>
             </w:r>
           </w:p>
         </w:tc>
@@ -5412,7 +5508,126 @@
           <w:b w:val="0"/>
           <w:sz w:val="21"/>
         </w:rPr>
-        <w:t>Se reportan tres estadisticos de agregacion espacial porque cada uno responde a una pregunta distinta. La MEDIA se calcula en el dominio lineal y representa la potencia total que el area recibe, pero la dominan unos pocos puntos muy calientes. La MEDIANA describe el nivel que encuentra un usuario tipico y es robusta frente a esos valores extremos. El PORCENTAJE DE PUNTOS OCUPADOS mide la extension territorial del problema. La diferencia entre media y mediana es en si misma un diagnostico: en el canal B esa brecha supera los 27 dB, senal inequivoca de contaminacion muy localizada, mientras que en el canal C es de apenas 11 dB, lo que indica una ocupacion generalizada en toda el area.</w:t>
+        <w:t>Cada uno de los tres numeros responde a una pregunta distinta:</w:t>
+      </w:r>
+    </w:p>
+    <w:p>
+      <w:pPr>
+        <w:pStyle w:val="ListBullet"/>
+        <w:jc w:val="both"/>
+      </w:pPr>
+      <w:r>
+        <w:rPr>
+          <w:sz w:val="21"/>
+        </w:rPr>
+        <w:t>La MEDIA dice cuanta potencia recibe el area en total. La levantan unos pocos puntos muy cargados.</w:t>
+      </w:r>
+    </w:p>
+    <w:p>
+      <w:pPr>
+        <w:pStyle w:val="ListBullet"/>
+        <w:jc w:val="both"/>
+      </w:pPr>
+      <w:r>
+        <w:rPr>
+          <w:sz w:val="21"/>
+        </w:rPr>
+        <w:t>La MEDIANA dice que nivel encuentra un usuario cualquiera. No se deja arrastrar por esos extremos.</w:t>
+      </w:r>
+    </w:p>
+    <w:p>
+      <w:pPr>
+        <w:pStyle w:val="ListBullet"/>
+        <w:jc w:val="both"/>
+      </w:pPr>
+      <w:r>
+        <w:rPr>
+          <w:sz w:val="21"/>
+        </w:rPr>
+        <w:t>El PORCENTAJE DE PUNTOS OCUPADOS dice en que parte del territorio existe el problema.</w:t>
+      </w:r>
+    </w:p>
+    <w:p>
+      <w:pPr>
+        <w:jc w:val="both"/>
+      </w:pPr>
+      <w:r>
+        <w:rPr>
+          <w:b w:val="0"/>
+          <w:sz w:val="21"/>
+        </w:rPr>
+        <w:t>La distancia entre la media y la mediana ya es un diagnostico por si sola. En el canal B se separan 26 dB: hay unos pocos focos muy fuertes sobre un fondo limpio. En el canal C se separan solo 11 dB: la ocupacion es pareja en toda el area.</w:t>
+      </w:r>
+    </w:p>
+    <w:p>
+      <w:pPr>
+        <w:jc w:val="both"/>
+      </w:pPr>
+      <w:r>
+        <w:rPr>
+          <w:b w:val="0"/>
+          <w:sz w:val="21"/>
+        </w:rPr>
+        <w:t>De ahi sale una consecuencia practica. Al canal B se le pueden poner zonas de exclusion alrededor de sus focos. Al canal C no, porque no hay donde ponerlas.</w:t>
+      </w:r>
+    </w:p>
+    <w:p>
+      <w:pPr>
+        <w:pStyle w:val="Heading2"/>
+      </w:pPr>
+      <w:r>
+        <w:rPr>
+          <w:color w:val="1A365D"/>
+        </w:rPr>
+        <w:t>6.4 Que diferencias entre canales son reales</w:t>
+      </w:r>
+    </w:p>
+    <w:p>
+      <w:pPr>
+        <w:jc w:val="both"/>
+      </w:pPr>
+      <w:r>
+        <w:rPr>
+          <w:b w:val="0"/>
+          <w:sz w:val="21"/>
+        </w:rPr>
+        <w:t>El porcentaje de ocupacion se calculo sobre 60 mediciones, no sobre infinitas, asi que trae un margen de error. Declararlo importa: sin el no se sabe que diferencias entre canales son reales y cuales caben dentro del azar de la muestra.</w:t>
+      </w:r>
+    </w:p>
+    <w:p>
+      <w:pPr>
+        <w:jc w:val="both"/>
+      </w:pPr>
+      <w:r>
+        <w:rPr>
+          <w:b w:val="0"/>
+          <w:sz w:val="21"/>
+        </w:rPr>
+        <w:t>La ultima columna de la tabla anterior recoge ese margen al 95 %. Se calculo por el metodo de Wilson, que es el indicado cuando el porcentaje se acerca mucho a 0 o a 100, como ocurre con el canal mas contaminado.</w:t>
+      </w:r>
+    </w:p>
+    <w:p>
+      <w:pPr>
+        <w:jc w:val="both"/>
+      </w:pPr>
+      <w:r>
+        <w:rPr>
+          <w:b w:val="0"/>
+          <w:sz w:val="21"/>
+        </w:rPr>
+        <w:t>El resultado obliga a matizar el orden de preferencia. Los canales B y D tienen intervalos que se SOLAPAN con el del canal A, de modo que su diferencia no es estadisticamente significativa al 95 %: el orden entre ellos es una estimacion puntual y no un resultado que la campana sostenga. Lo que si queda firmemente establecido es la separacion del canal C, cuyo intervalo (75.8 a 93.1 %) no se solapa con el de ningun otro bloque.</w:t>
+      </w:r>
+    </w:p>
+    <w:p>
+      <w:pPr>
+        <w:jc w:val="both"/>
+      </w:pPr>
+      <w:r>
+        <w:rPr>
+          <w:b w:val="0"/>
+          <w:sz w:val="21"/>
+        </w:rPr>
+        <w:t>La consecuencia practica para la Agencia es doble. Primero, la decision de excluir el canal C esta solidamente respaldada. Segundo, la eleccion entre A y B y D puede apoyarse en criterios distintos de la ocupacion -por ejemplo el nivel de pico, la proximidad a los focos identificados o consideraciones de planificacion- sin que ello contradiga los datos, y convendria confirmarla con una campana de mayor tamano muestral.</w:t>
       </w:r>
     </w:p>
     <w:p>
@@ -6066,7 +6281,7 @@
               <w:rPr>
                 <w:sz w:val="18"/>
               </w:rPr>
-              <w:t>38.8</w:t>
+              <w:t>40.4</w:t>
             </w:r>
           </w:p>
         </w:tc>
@@ -6094,7 +6309,7 @@
               <w:rPr>
                 <w:sz w:val="18"/>
               </w:rPr>
-              <w:t>31.7 %</w:t>
+              <w:t>33.3 %</w:t>
             </w:r>
           </w:p>
         </w:tc>
@@ -6166,7 +6381,7 @@
               <w:rPr>
                 <w:sz w:val="18"/>
               </w:rPr>
-              <w:t>34.1</w:t>
+              <w:t>36.9</w:t>
             </w:r>
           </w:p>
         </w:tc>
@@ -6266,7 +6481,7 @@
               <w:rPr>
                 <w:sz w:val="18"/>
               </w:rPr>
-              <w:t>30.5</w:t>
+              <w:t>34.5</w:t>
             </w:r>
           </w:p>
         </w:tc>
@@ -6294,7 +6509,7 @@
               <w:rPr>
                 <w:sz w:val="18"/>
               </w:rPr>
-              <w:t>26.7 %</w:t>
+              <w:t>28.3 %</w:t>
             </w:r>
           </w:p>
         </w:tc>
@@ -6399,7 +6614,19 @@
           <w:b w:val="0"/>
           <w:sz w:val="21"/>
         </w:rPr>
-        <w:t>Lo determinante para la Agencia no es solo el nivel sino su PERSISTENCIA ESPACIAL: la contaminacion no se concentra en un punto sino que cubre practicamente todo el sector occidental recorrido. El mapa de calor del canal C es el unico de los cuatro que aparece saturado en la totalidad del area medida. Un concesionario que recibiera este bloque operaria con relacion senal a interferencia degradada en toda la zona, no en un punto aislado que se pudiera resolver con una zona de exclusion.</w:t>
+        <w:t>Para la Agencia lo determinante no es solo el nivel, sino que la contaminacion esta EN TODAS PARTES. No se concentra en un punto: cubre practicamente todo el sector recorrido. El mapa de calor del canal C es el unico de los cuatro que aparece cargado en la totalidad del area.</w:t>
+      </w:r>
+    </w:p>
+    <w:p>
+      <w:pPr>
+        <w:jc w:val="both"/>
+      </w:pPr>
+      <w:r>
+        <w:rPr>
+          <w:b w:val="0"/>
+          <w:sz w:val="21"/>
+        </w:rPr>
+        <w:t>La consecuencia es directa. Un operador que recibiera este bloque tendria interferencia en toda la zona, no en un punto aislado que pudiera resolverse dejando un area libre alrededor.</w:t>
       </w:r>
     </w:p>
     <w:p>
@@ -6422,7 +6649,7 @@
           <w:b w:val="0"/>
           <w:sz w:val="21"/>
         </w:rPr>
-        <w:t>El canal A (840 - 845 MHz) es el mas limpio de la banda. Su potencia mediana es de -70.12 dBm, 10.1 dB POR DEBAJO del umbral de ocupacion, y solo el 26.7 % de los puntos de la ruta lo encuentra ocupado. Su ISE de 30.5 lo situa en la categoria Moderado, la mas favorable de las cuatro observadas.</w:t>
+        <w:t>El canal A (840 - 845 MHz) es el mas limpio de la banda. Su potencia mediana es de -66.88 dBm, 6.9 dB POR DEBAJO del umbral de ocupacion, y solo el 28.3 % de los puntos de la ruta lo encuentra ocupado. Su ISE de 34.5 lo situa en la categoria Moderado, la mas favorable de las cuatro observadas.</w:t>
       </w:r>
     </w:p>
     <w:p>
@@ -6720,7 +6947,7 @@
               <w:rPr>
                 <w:sz w:val="18"/>
               </w:rPr>
-              <w:t>-59.17 dBm</w:t>
+              <w:t>-58.98 dBm</w:t>
             </w:r>
           </w:p>
         </w:tc>
@@ -6823,7 +7050,7 @@
       <w:r>
         <w:drawing>
           <wp:inline xmlns:a="http://schemas.openxmlformats.org/drawingml/2006/main" xmlns:pic="http://schemas.openxmlformats.org/drawingml/2006/picture">
-            <wp:extent cx="5400000" cy="5806946"/>
+            <wp:extent cx="5400000" cy="5739249"/>
             <wp:docPr id="9" name="Picture 9"/>
             <wp:cNvGraphicFramePr>
               <a:graphicFrameLocks noChangeAspect="1"/>
@@ -6844,7 +7071,7 @@
                   <pic:spPr>
                     <a:xfrm>
                       <a:off x="0" y="0"/>
-                      <a:ext cx="5400000" cy="5806946"/>
+                      <a:ext cx="5400000" cy="5739249"/>
                     </a:xfrm>
                     <a:prstGeom prst="rect"/>
                   </pic:spPr>
@@ -6875,7 +7102,7 @@
       <w:r>
         <w:drawing>
           <wp:inline xmlns:a="http://schemas.openxmlformats.org/drawingml/2006/main" xmlns:pic="http://schemas.openxmlformats.org/drawingml/2006/picture">
-            <wp:extent cx="5760000" cy="2998463"/>
+            <wp:extent cx="5760000" cy="3002512"/>
             <wp:docPr id="10" name="Picture 10"/>
             <wp:cNvGraphicFramePr>
               <a:graphicFrameLocks noChangeAspect="1"/>
@@ -6896,7 +7123,7 @@
                   <pic:spPr>
                     <a:xfrm>
                       <a:off x="0" y="0"/>
-                      <a:ext cx="5760000" cy="2998463"/>
+                      <a:ext cx="5760000" cy="3002512"/>
                     </a:xfrm>
                     <a:prstGeom prst="rect"/>
                   </pic:spPr>
@@ -6945,9 +7172,186 @@
           <w:b w:val="0"/>
           <w:sz w:val="21"/>
         </w:rPr>
-        <w:t>El modelo de decision traduce cada estimacion numerica en una hipotesis booleana y cada hipotesis en una accion administrativa concreta, siguiendo el esquema modelo - estimacion - hipotesis - decision de la asignatura. Los puntos de corte del porcentaje de area ocupada siguen la clasificacion de ocupacion de la Recomendacion UIT-R SM.1880: por encima del 50 % el canal se considera congestionado, entre 30 y 50 % de uso intensivo, entre 15 y 30 % de uso ligero y por debajo del 15 % practicamente libre.</w:t>
+        <w:t>Cada cifra se traduce en una pregunta de si o no, y cada respuesta en una accion concreta que la Agencia puede ejecutar.</w:t>
       </w:r>
     </w:p>
+    <w:p>
+      <w:pPr>
+        <w:jc w:val="both"/>
+      </w:pPr>
+      <w:r>
+        <w:rPr>
+          <w:b w:val="0"/>
+          <w:sz w:val="21"/>
+        </w:rPr>
+        <w:t>Los puntos de corte no son inventados: siguen la clasificacion de la Recomendacion UIT-R SM.1880 segun el porcentaje del area donde el canal esta ocupado.</w:t>
+      </w:r>
+    </w:p>
+    <w:tbl>
+      <w:tblPr>
+        <w:tblStyle w:val="LightGrid-Accent1"/>
+        <w:tblW w:type="auto" w:w="0"/>
+        <w:jc w:val="center"/>
+        <w:tblLook w:firstColumn="1" w:firstRow="1" w:lastColumn="0" w:lastRow="0" w:noHBand="0" w:noVBand="1" w:val="04A0"/>
+      </w:tblPr>
+      <w:tblGrid>
+        <w:gridCol w:w="4759"/>
+        <w:gridCol w:w="4759"/>
+      </w:tblGrid>
+      <w:tr>
+        <w:tc>
+          <w:tcPr>
+            <w:tcW w:type="dxa" w:w="2835"/>
+          </w:tcPr>
+          <w:p>
+            <w:r/>
+            <w:r>
+              <w:rPr>
+                <w:b/>
+                <w:sz w:val="18"/>
+              </w:rPr>
+              <w:t>Area ocupada</w:t>
+            </w:r>
+          </w:p>
+        </w:tc>
+        <w:tc>
+          <w:tcPr>
+            <w:tcW w:type="dxa" w:w="6236"/>
+          </w:tcPr>
+          <w:p>
+            <w:r/>
+            <w:r>
+              <w:rPr>
+                <w:b/>
+                <w:sz w:val="18"/>
+              </w:rPr>
+              <w:t>Clasificacion UIT</w:t>
+            </w:r>
+          </w:p>
+        </w:tc>
+      </w:tr>
+      <w:tr>
+        <w:tc>
+          <w:tcPr>
+            <w:tcW w:type="dxa" w:w="2835"/>
+          </w:tcPr>
+          <w:p>
+            <w:r/>
+            <w:r>
+              <w:rPr>
+                <w:sz w:val="18"/>
+              </w:rPr>
+              <w:t>Mas del 50 %</w:t>
+            </w:r>
+          </w:p>
+        </w:tc>
+        <w:tc>
+          <w:tcPr>
+            <w:tcW w:type="dxa" w:w="6236"/>
+          </w:tcPr>
+          <w:p>
+            <w:r/>
+            <w:r>
+              <w:rPr>
+                <w:sz w:val="18"/>
+              </w:rPr>
+              <w:t>Canal congestionado</w:t>
+            </w:r>
+          </w:p>
+        </w:tc>
+      </w:tr>
+      <w:tr>
+        <w:tc>
+          <w:tcPr>
+            <w:tcW w:type="dxa" w:w="2835"/>
+          </w:tcPr>
+          <w:p>
+            <w:r/>
+            <w:r>
+              <w:rPr>
+                <w:sz w:val="18"/>
+              </w:rPr>
+              <w:t>Entre 30 y 50 %</w:t>
+            </w:r>
+          </w:p>
+        </w:tc>
+        <w:tc>
+          <w:tcPr>
+            <w:tcW w:type="dxa" w:w="6236"/>
+          </w:tcPr>
+          <w:p>
+            <w:r/>
+            <w:r>
+              <w:rPr>
+                <w:sz w:val="18"/>
+              </w:rPr>
+              <w:t>Uso intensivo</w:t>
+            </w:r>
+          </w:p>
+        </w:tc>
+      </w:tr>
+      <w:tr>
+        <w:tc>
+          <w:tcPr>
+            <w:tcW w:type="dxa" w:w="2835"/>
+          </w:tcPr>
+          <w:p>
+            <w:r/>
+            <w:r>
+              <w:rPr>
+                <w:sz w:val="18"/>
+              </w:rPr>
+              <w:t>Entre 15 y 30 %</w:t>
+            </w:r>
+          </w:p>
+        </w:tc>
+        <w:tc>
+          <w:tcPr>
+            <w:tcW w:type="dxa" w:w="6236"/>
+          </w:tcPr>
+          <w:p>
+            <w:r/>
+            <w:r>
+              <w:rPr>
+                <w:sz w:val="18"/>
+              </w:rPr>
+              <w:t>Uso ligero</w:t>
+            </w:r>
+          </w:p>
+        </w:tc>
+      </w:tr>
+      <w:tr>
+        <w:tc>
+          <w:tcPr>
+            <w:tcW w:type="dxa" w:w="2835"/>
+          </w:tcPr>
+          <w:p>
+            <w:r/>
+            <w:r>
+              <w:rPr>
+                <w:sz w:val="18"/>
+              </w:rPr>
+              <w:t>Menos del 15 %</w:t>
+            </w:r>
+          </w:p>
+        </w:tc>
+        <w:tc>
+          <w:tcPr>
+            <w:tcW w:type="dxa" w:w="6236"/>
+          </w:tcPr>
+          <w:p>
+            <w:r/>
+            <w:r>
+              <w:rPr>
+                <w:sz w:val="18"/>
+              </w:rPr>
+              <w:t>Practicamente libre</w:t>
+            </w:r>
+          </w:p>
+        </w:tc>
+      </w:tr>
+    </w:tbl>
+    <w:p/>
     <w:p>
       <w:pPr>
         <w:pStyle w:val="Heading2"/>
@@ -7013,7 +7417,7 @@
           <w:b w:val="0"/>
           <w:sz w:val="20"/>
         </w:rPr>
-        <w:t>Evidencia: potencia mediana -63.87 dBm (umbral -60 dBm), potencia media integrada -36.49 dBm, pico -24.97 dBm, ocupacion en el 31.7 % del area recorrida. ISE = 38.8 sobre 100, categoria Moderado. Hipotesis aplicada: H3 (Contaminacion localizada de uso intensivo). Prioridad de atencion: MEDIA.</w:t>
+        <w:t>Evidencia: potencia mediana -62.89 dBm (umbral -60 dBm), potencia media integrada -36.49 dBm, pico -24.97 dBm, ocupacion en el 33.3 % del area recorrida. ISE = 40.4 sobre 100, categoria Moderado. Hipotesis aplicada: H3 (Contaminacion localizada de uso intensivo). Prioridad de atencion: MEDIA.</w:t>
       </w:r>
     </w:p>
     <w:p>
@@ -7048,7 +7452,7 @@
           <w:b w:val="0"/>
           <w:sz w:val="20"/>
         </w:rPr>
-        <w:t>Evidencia: potencia mediana -68.57 dBm (umbral -60 dBm), potencia media integrada -48.21 dBm, pico -37.76 dBm, ocupacion en el 31.7 % del area recorrida. ISE = 34.1 sobre 100, categoria Moderado. Hipotesis aplicada: H3 (Contaminacion localizada de uso intensivo). Prioridad de atencion: MEDIA.</w:t>
+        <w:t>Evidencia: potencia mediana -65.76 dBm (umbral -60 dBm), potencia media integrada -48.20 dBm, pico -37.76 dBm, ocupacion en el 31.7 % del area recorrida. ISE = 36.9 sobre 100, categoria Moderado. Hipotesis aplicada: H3 (Contaminacion localizada de uso intensivo). Prioridad de atencion: MEDIA.</w:t>
       </w:r>
     </w:p>
     <w:p>
@@ -7083,7 +7487,7 @@
           <w:b w:val="0"/>
           <w:sz w:val="20"/>
         </w:rPr>
-        <w:t>Evidencia: potencia mediana -70.12 dBm (umbral -60 dBm), potencia media integrada -56.80 dBm, pico -43.71 dBm, ocupacion en el 26.7 % del area recorrida. ISE = 30.5 sobre 100, categoria Moderado. Hipotesis aplicada: H4 (Uso ligero del canal). Prioridad de atencion: BAJA.</w:t>
+        <w:t>Evidencia: potencia mediana -66.88 dBm (umbral -60 dBm), potencia media integrada -56.72 dBm, pico -43.71 dBm, ocupacion en el 28.3 % del area recorrida. ISE = 34.5 sobre 100, categoria Moderado. Hipotesis aplicada: H4 (Uso ligero del canal). Prioridad de atencion: BAJA.</w:t>
       </w:r>
     </w:p>
     <w:p>
@@ -7465,14 +7869,13 @@
     </w:p>
     <w:p>
       <w:pPr>
-        <w:jc w:val="both"/>
+        <w:pStyle w:val="Heading2"/>
       </w:pPr>
       <w:r>
         <w:rPr>
-          <w:b w:val="0"/>
-          <w:sz w:val="21"/>
+          <w:color w:val="1A365D"/>
         </w:rPr>
-        <w:t>Se estimo la ubicacion geografica del transmisor responsable de cada bloque resolviendo un problema de multilateracion por nivel de senal recibida. En un entorno urbano la potencia decae con el logaritmo de la distancia segun P(d) = P0 - 10*n*log10(d/d0), de modo que cada punto de la ruta aporta una ecuacion y la posicion del emisor se obtiene por minimos cuadrados no lineales minimizando el residuo en decibelios. Se minimiza en dB porque el desvanecimiento por sombra urbana es log-normal, es decir gaussiano en el dominio logaritmico.</w:t>
+        <w:t>9.1 Primer resultado: no existe una unica fuente por banda</w:t>
       </w:r>
     </w:p>
     <w:p>
@@ -7484,7 +7887,352 @@
           <w:b w:val="0"/>
           <w:sz w:val="21"/>
         </w:rPr>
-        <w:t>Se trata de una EXTRAPOLACION y no de una interpolacion: la interpolacion de malla vista en clase solo puede estimar valores dentro de la envolvente convexa de los puntos medidos y por construccion nunca situaria una fuente fuera de la ruta. Aqui se ajusta un modelo fisico parametrico y se resuelve para el parametro posicion, que en los cinco casos cae fuera del recorrido.</w:t>
+        <w:t>El enunciado pide la fuente de cada banda, en singular. El dato dice otra cosa, y conviene demostrarlo antes de localizar nada. Se ajusto un modelo de fuente unica sobre los 60 puntos de la ruta y el resultado es concluyente:</w:t>
+      </w:r>
+    </w:p>
+    <w:tbl>
+      <w:tblPr>
+        <w:tblStyle w:val="LightGrid-Accent1"/>
+        <w:tblW w:type="auto" w:w="0"/>
+        <w:jc w:val="center"/>
+        <w:tblLook w:firstColumn="1" w:firstRow="1" w:lastColumn="0" w:lastRow="0" w:noHBand="0" w:noVBand="1" w:val="04A0"/>
+      </w:tblPr>
+      <w:tblGrid>
+        <w:gridCol w:w="2379"/>
+        <w:gridCol w:w="2379"/>
+        <w:gridCol w:w="2379"/>
+        <w:gridCol w:w="2379"/>
+      </w:tblGrid>
+      <w:tr>
+        <w:tc>
+          <w:tcPr>
+            <w:tcW w:type="dxa" w:w="1361"/>
+          </w:tcPr>
+          <w:p>
+            <w:r/>
+            <w:r>
+              <w:rPr>
+                <w:b/>
+                <w:sz w:val="18"/>
+              </w:rPr>
+              <w:t>Canal</w:t>
+            </w:r>
+          </w:p>
+        </w:tc>
+        <w:tc>
+          <w:tcPr>
+            <w:tcW w:type="dxa" w:w="1928"/>
+          </w:tcPr>
+          <w:p>
+            <w:r/>
+            <w:r>
+              <w:rPr>
+                <w:b/>
+                <w:sz w:val="18"/>
+              </w:rPr>
+              <w:t>R2 de fuente unica</w:t>
+            </w:r>
+          </w:p>
+        </w:tc>
+        <w:tc>
+          <w:tcPr>
+            <w:tcW w:type="dxa" w:w="1361"/>
+          </w:tcPr>
+          <w:p>
+            <w:r/>
+            <w:r>
+              <w:rPr>
+                <w:b/>
+                <w:sz w:val="18"/>
+              </w:rPr>
+              <w:t>Residuo</w:t>
+            </w:r>
+          </w:p>
+        </w:tc>
+        <w:tc>
+          <w:tcPr>
+            <w:tcW w:type="dxa" w:w="4422"/>
+          </w:tcPr>
+          <w:p>
+            <w:r/>
+            <w:r>
+              <w:rPr>
+                <w:b/>
+                <w:sz w:val="18"/>
+              </w:rPr>
+              <w:t>Puesto del punto mas potente por cercania</w:t>
+            </w:r>
+          </w:p>
+        </w:tc>
+      </w:tr>
+      <w:tr>
+        <w:tc>
+          <w:tcPr>
+            <w:tcW w:type="dxa" w:w="1361"/>
+          </w:tcPr>
+          <w:p>
+            <w:r/>
+            <w:r>
+              <w:rPr>
+                <w:sz w:val="18"/>
+              </w:rPr>
+              <w:t>Canal A</w:t>
+            </w:r>
+          </w:p>
+        </w:tc>
+        <w:tc>
+          <w:tcPr>
+            <w:tcW w:type="dxa" w:w="1928"/>
+          </w:tcPr>
+          <w:p>
+            <w:r/>
+            <w:r>
+              <w:rPr>
+                <w:sz w:val="18"/>
+              </w:rPr>
+              <w:t>+0.071</w:t>
+            </w:r>
+          </w:p>
+        </w:tc>
+        <w:tc>
+          <w:tcPr>
+            <w:tcW w:type="dxa" w:w="1361"/>
+          </w:tcPr>
+          <w:p>
+            <w:r/>
+            <w:r>
+              <w:rPr>
+                <w:sz w:val="18"/>
+              </w:rPr>
+              <w:t>7.9 dB</w:t>
+            </w:r>
+          </w:p>
+        </w:tc>
+        <w:tc>
+          <w:tcPr>
+            <w:tcW w:type="dxa" w:w="4422"/>
+          </w:tcPr>
+          <w:p>
+            <w:r/>
+            <w:r>
+              <w:rPr>
+                <w:sz w:val="18"/>
+              </w:rPr>
+              <w:t>6 de 60</w:t>
+            </w:r>
+          </w:p>
+        </w:tc>
+      </w:tr>
+      <w:tr>
+        <w:tc>
+          <w:tcPr>
+            <w:tcW w:type="dxa" w:w="1361"/>
+          </w:tcPr>
+          <w:p>
+            <w:r/>
+            <w:r>
+              <w:rPr>
+                <w:sz w:val="18"/>
+              </w:rPr>
+              <w:t>Canal B</w:t>
+            </w:r>
+          </w:p>
+        </w:tc>
+        <w:tc>
+          <w:tcPr>
+            <w:tcW w:type="dxa" w:w="1928"/>
+          </w:tcPr>
+          <w:p>
+            <w:r/>
+            <w:r>
+              <w:rPr>
+                <w:sz w:val="18"/>
+              </w:rPr>
+              <w:t>+0.122</w:t>
+            </w:r>
+          </w:p>
+        </w:tc>
+        <w:tc>
+          <w:tcPr>
+            <w:tcW w:type="dxa" w:w="1361"/>
+          </w:tcPr>
+          <w:p>
+            <w:r/>
+            <w:r>
+              <w:rPr>
+                <w:sz w:val="18"/>
+              </w:rPr>
+              <w:t>18.3 dB</w:t>
+            </w:r>
+          </w:p>
+        </w:tc>
+        <w:tc>
+          <w:tcPr>
+            <w:tcW w:type="dxa" w:w="4422"/>
+          </w:tcPr>
+          <w:p>
+            <w:r/>
+            <w:r>
+              <w:rPr>
+                <w:sz w:val="18"/>
+              </w:rPr>
+              <w:t>15 de 60</w:t>
+            </w:r>
+          </w:p>
+        </w:tc>
+      </w:tr>
+      <w:tr>
+        <w:tc>
+          <w:tcPr>
+            <w:tcW w:type="dxa" w:w="1361"/>
+          </w:tcPr>
+          <w:p>
+            <w:r/>
+            <w:r>
+              <w:rPr>
+                <w:sz w:val="18"/>
+              </w:rPr>
+              <w:t>Canal C</w:t>
+            </w:r>
+          </w:p>
+        </w:tc>
+        <w:tc>
+          <w:tcPr>
+            <w:tcW w:type="dxa" w:w="1928"/>
+          </w:tcPr>
+          <w:p>
+            <w:r/>
+            <w:r>
+              <w:rPr>
+                <w:sz w:val="18"/>
+              </w:rPr>
+              <w:t>+0.096</w:t>
+            </w:r>
+          </w:p>
+        </w:tc>
+        <w:tc>
+          <w:tcPr>
+            <w:tcW w:type="dxa" w:w="1361"/>
+          </w:tcPr>
+          <w:p>
+            <w:r/>
+            <w:r>
+              <w:rPr>
+                <w:sz w:val="18"/>
+              </w:rPr>
+              <w:t>9.2 dB</w:t>
+            </w:r>
+          </w:p>
+        </w:tc>
+        <w:tc>
+          <w:tcPr>
+            <w:tcW w:type="dxa" w:w="4422"/>
+          </w:tcPr>
+          <w:p>
+            <w:r/>
+            <w:r>
+              <w:rPr>
+                <w:sz w:val="18"/>
+              </w:rPr>
+              <w:t>6 de 60</w:t>
+            </w:r>
+          </w:p>
+        </w:tc>
+      </w:tr>
+      <w:tr>
+        <w:tc>
+          <w:tcPr>
+            <w:tcW w:type="dxa" w:w="1361"/>
+          </w:tcPr>
+          <w:p>
+            <w:r/>
+            <w:r>
+              <w:rPr>
+                <w:sz w:val="18"/>
+              </w:rPr>
+              <w:t>Canal D</w:t>
+            </w:r>
+          </w:p>
+        </w:tc>
+        <w:tc>
+          <w:tcPr>
+            <w:tcW w:type="dxa" w:w="1928"/>
+          </w:tcPr>
+          <w:p>
+            <w:r/>
+            <w:r>
+              <w:rPr>
+                <w:sz w:val="18"/>
+              </w:rPr>
+              <w:t>+0.114</w:t>
+            </w:r>
+          </w:p>
+        </w:tc>
+        <w:tc>
+          <w:tcPr>
+            <w:tcW w:type="dxa" w:w="1361"/>
+          </w:tcPr>
+          <w:p>
+            <w:r/>
+            <w:r>
+              <w:rPr>
+                <w:sz w:val="18"/>
+              </w:rPr>
+              <w:t>13.8 dB</w:t>
+            </w:r>
+          </w:p>
+        </w:tc>
+        <w:tc>
+          <w:tcPr>
+            <w:tcW w:type="dxa" w:w="4422"/>
+          </w:tcPr>
+          <w:p>
+            <w:r/>
+            <w:r>
+              <w:rPr>
+                <w:sz w:val="18"/>
+              </w:rPr>
+              <w:t>31 de 60</w:t>
+            </w:r>
+          </w:p>
+        </w:tc>
+      </w:tr>
+    </w:tbl>
+    <w:p/>
+    <w:p>
+      <w:pPr>
+        <w:jc w:val="both"/>
+      </w:pPr>
+      <w:r>
+        <w:rPr>
+          <w:b w:val="0"/>
+          <w:sz w:val="21"/>
+        </w:rPr>
+        <w:t>Suponer un solo emisor explica menos del 13 % de lo observado en todos los canales. Pero el dato que zanja la cuestion es la ultima columna.</w:t>
+      </w:r>
+    </w:p>
+    <w:p>
+      <w:pPr>
+        <w:jc w:val="both"/>
+      </w:pPr>
+      <w:r>
+        <w:rPr>
+          <w:b w:val="0"/>
+          <w:sz w:val="21"/>
+        </w:rPr>
+        <w:t>Si existiera un unico transmisor dominante, el punto donde se midio mas potencia tendria que ser tambien el mas cercano a el. En varios canales queda muy lejos de serlo: en el canal D es el trigesimo primero de sesenta. El modelo predice lo contrario de lo que se midio.</w:t>
+      </w:r>
+    </w:p>
+    <w:p>
+      <w:pPr>
+        <w:jc w:val="both"/>
+      </w:pPr>
+      <w:r>
+        <w:rPr>
+          <w:b w:val="0"/>
+          <w:sz w:val="21"/>
+        </w:rPr>
+        <w:t>La razon es fisica. Una banda celular no la emite un transmisor sino una RED de estaciones base. En una malla urbana densa cada punto de la ruta esta proximo a alguna estacion, de modo que el campo no decae desde un centro unico sino que presenta multiples maximos locales. El detector de maximos encuentra entre 9 y 12 focos por canal, exactamente lo que cabe esperar de una red celular real.</w:t>
       </w:r>
     </w:p>
     <w:p>
@@ -7495,7 +8243,19 @@
         <w:rPr>
           <w:color w:val="1A365D"/>
         </w:rPr>
-        <w:t>9.1 Decisiones que hacen identificable el problema</w:t>
+        <w:t>9.2 Enfoque correcto: localizacion por gradiente local</w:t>
+      </w:r>
+    </w:p>
+    <w:p>
+      <w:pPr>
+        <w:jc w:val="both"/>
+      </w:pPr>
+      <w:r>
+        <w:rPr>
+          <w:b w:val="0"/>
+          <w:sz w:val="21"/>
+        </w:rPr>
+        <w:t>Si el campo global no responde a una fuente unica pero el ENTORNO de cada maximo si, entonces la localizacion debe hacerse foco por foco. Se verifico que alrededor del punto mas potente de cada canal la correlacion entre la potencia y el logaritmo de la distancia sube a valores de 0.53 a 0.77 en un radio de 1500 m: ahi el modelo de propagacion si aplica.</w:t>
       </w:r>
     </w:p>
     <w:p>
@@ -7507,7 +8267,7 @@
         <w:rPr>
           <w:sz w:val="21"/>
         </w:rPr>
-        <w:t>SE FIJA EL EXPONENTE DE PROPAGACION en n = 3.2, valor tipico urbano. Dejandolo libre, n y la distancia resultan practicamente intercambiables: un transmisor lejano y potente con n bajo produce casi el mismo perfil que uno cercano y debil con n alto. Esa degeneracion empujaba la solucion contra el borde de la region de busqueda. Con n fijo la solucion es estable: se verifico que la posicion estimada no cambia al ampliar la region de busqueda de 2 km a 20 km.</w:t>
+        <w:t>PASO 1. Detectar los maximos locales del campo medido. Cada uno corresponde al entorno de una estacion base.</w:t>
       </w:r>
     </w:p>
     <w:p>
@@ -7519,7 +8279,7 @@
         <w:rPr>
           <w:sz w:val="21"/>
         </w:rPr>
-        <w:t>SE USAN LOS 12 PUNTOS MAS FUERTES de cada canal. Lejos del emisor la medida la dominan otras fuentes y la sombra urbana, y el modelo de fuente unica deja de aplicar; cerca, el gradiente de potencia si responde a la geometria.</w:t>
+        <w:t>PASO 2. Tomar el foco dominante del canal y los puntos de la ruta dentro de su radio de influencia.</w:t>
       </w:r>
     </w:p>
     <w:p>
@@ -7531,7 +8291,43 @@
         <w:rPr>
           <w:sz w:val="21"/>
         </w:rPr>
-        <w:t>SE USA LA POTENCIA DE PICO del canal y no la media de Parseval, porque el pico corresponde a la portadora dominante, que es la que efectivamente proviene de un unico emisor.</w:t>
+        <w:t>PASO 3. Ajustar sobre ellos el modelo de propagacion por minimos cuadrados no lineales, resolviendo para la posicion del emisor y su potencia de referencia. Se minimiza el residuo en decibelios porque el desvanecimiento por sombra urbana es log-normal, es decir gaussiano en el dominio logaritmico.</w:t>
+      </w:r>
+    </w:p>
+    <w:p>
+      <w:pPr>
+        <w:pStyle w:val="ListBullet"/>
+        <w:jc w:val="both"/>
+      </w:pPr>
+      <w:r>
+        <w:rPr>
+          <w:sz w:val="21"/>
+        </w:rPr>
+        <w:t>PASO 4. Validar. La confianza se deriva primero de la calidad del gradiente y despues del ajuste: si la potencia no decae con la distancia alrededor del foco, el ajuste no significa nada por bueno que sea su residuo.</w:t>
+      </w:r>
+    </w:p>
+    <w:p>
+      <w:pPr>
+        <w:jc w:val="both"/>
+      </w:pPr>
+      <w:r>
+        <w:rPr>
+          <w:b w:val="0"/>
+          <w:sz w:val="21"/>
+        </w:rPr>
+        <w:t>Sigue siendo una EXTRAPOLACION y no una interpolacion: la interpolacion de malla vista en clase solo estima valores dentro de la envolvente convexa de los puntos medidos y por construccion nunca situaria un emisor fuera de la ruta. Aqui se resuelve para el parametro posicion, que cae fuera del recorrido en los cinco casos.</w:t>
+      </w:r>
+    </w:p>
+    <w:p>
+      <w:pPr>
+        <w:jc w:val="both"/>
+      </w:pPr>
+      <w:r>
+        <w:rPr>
+          <w:b w:val="0"/>
+          <w:sz w:val="21"/>
+        </w:rPr>
+        <w:t>El exponente de propagacion se fija en n = 3.2, valor tipico urbano. Dejandolo libre, n y la distancia resultan practicamente intercambiables -un transmisor lejano y potente con n bajo produce casi el mismo perfil que uno cercano y debil con n alto- y el optimizador empuja la solucion contra el borde de la region de busqueda.</w:t>
       </w:r>
     </w:p>
     <w:p>
@@ -7542,7 +8338,79 @@
         <w:rPr>
           <w:color w:val="1A365D"/>
         </w:rPr>
-        <w:t>9.2 Fuentes estimadas</w:t>
+        <w:t>9.3 El modelo incluye el piso de ruido del receptor</w:t>
+      </w:r>
+    </w:p>
+    <w:p>
+      <w:pPr>
+        <w:jc w:val="both"/>
+      </w:pPr>
+      <w:r>
+        <w:rPr>
+          <w:b w:val="0"/>
+          <w:sz w:val="21"/>
+        </w:rPr>
+        <w:t>La ley de propagacion no se aplica en su forma desnuda sino sumandole el ruido:</w:t>
+      </w:r>
+    </w:p>
+    <w:p>
+      <w:pPr>
+        <w:jc w:val="center"/>
+      </w:pPr>
+      <w:r>
+        <w:rPr>
+          <w:rFonts w:ascii="Consolas" w:hAnsi="Consolas"/>
+          <w:b/>
+          <w:sz w:val="21"/>
+        </w:rPr>
+        <w:t>P(d) = 10 log10( 10^((P0 - 10 n log10(d/d0))/10) + 10^(ruido/10) )</w:t>
+      </w:r>
+    </w:p>
+    <w:p>
+      <w:pPr>
+        <w:jc w:val="both"/>
+      </w:pPr>
+      <w:r>
+        <w:rPr>
+          <w:b w:val="0"/>
+          <w:sz w:val="21"/>
+        </w:rPr>
+        <w:t>El termino anadido hace falta por una razon sencilla. Un receptor nunca mide menos que su propio ruido de fondo, asi que lejos del emisor la medida deja de bajar y se queda plana en ese nivel.</w:t>
+      </w:r>
+    </w:p>
+    <w:p>
+      <w:pPr>
+        <w:jc w:val="both"/>
+      </w:pPr>
+      <w:r>
+        <w:rPr>
+          <w:b w:val="0"/>
+          <w:sz w:val="21"/>
+        </w:rPr>
+        <w:t>Sin ese termino, los puntos lejanos -que estan todos en el fondo y ya no dicen nada sobre la distancia- tiran del calculo como si aun obedecieran la ley de propagacion, y desplazan la posicion estimada.</w:t>
+      </w:r>
+    </w:p>
+    <w:p>
+      <w:pPr>
+        <w:jc w:val="both"/>
+      </w:pPr>
+      <w:r>
+        <w:rPr>
+          <w:b w:val="0"/>
+          <w:sz w:val="21"/>
+        </w:rPr>
+        <w:t>El piso se estima como el percentil 5 de la potencia del canal sobre toda la ruta. El efecto de incluirlo es una reduccion sistematica de la incertidumbre: el radio del 95 %% del canal C baja de 490 a 462 m, el del canal D de 792 a 724 m y el del canal A de 3176 a 2888 m, mientras las posiciones estimadas se mantienen practicamente iguales. Es decir, el modelo no cambia la respuesta pero si la precisa.</w:t>
+      </w:r>
+    </w:p>
+    <w:p>
+      <w:pPr>
+        <w:pStyle w:val="Heading2"/>
+      </w:pPr>
+      <w:r>
+        <w:rPr>
+          <w:color w:val="1A365D"/>
+        </w:rPr>
+        <w:t>9.4 Emisores localizados</w:t>
       </w:r>
     </w:p>
     <w:tbl>
@@ -7565,7 +8433,7 @@
       <w:tr>
         <w:tc>
           <w:tcPr>
-            <w:tcW w:type="dxa" w:w="1474"/>
+            <w:tcW w:type="dxa" w:w="1247"/>
           </w:tcPr>
           <w:p>
             <w:r/>
@@ -7580,7 +8448,7 @@
         </w:tc>
         <w:tc>
           <w:tcPr>
-            <w:tcW w:type="dxa" w:w="1247"/>
+            <w:tcW w:type="dxa" w:w="680"/>
           </w:tcPr>
           <w:p>
             <w:r/>
@@ -7589,13 +8457,13 @@
                 <w:b/>
                 <w:sz w:val="18"/>
               </w:rPr>
-              <w:t>Latitud</w:t>
-            </w:r>
-          </w:p>
-        </w:tc>
-        <w:tc>
-          <w:tcPr>
-            <w:tcW w:type="dxa" w:w="1247"/>
+              <w:t>Focos</w:t>
+            </w:r>
+          </w:p>
+        </w:tc>
+        <w:tc>
+          <w:tcPr>
+            <w:tcW w:type="dxa" w:w="1134"/>
           </w:tcPr>
           <w:p>
             <w:r/>
@@ -7604,7 +8472,37 @@
                 <w:b/>
                 <w:sz w:val="18"/>
               </w:rPr>
-              <w:t>Longitud</w:t>
+              <w:t>Foco dominante</w:t>
+            </w:r>
+          </w:p>
+        </w:tc>
+        <w:tc>
+          <w:tcPr>
+            <w:tcW w:type="dxa" w:w="2041"/>
+          </w:tcPr>
+          <w:p>
+            <w:r/>
+            <w:r>
+              <w:rPr>
+                <w:b/>
+                <w:sz w:val="18"/>
+              </w:rPr>
+              <w:t>Emisor estimado</w:t>
+            </w:r>
+          </w:p>
+        </w:tc>
+        <w:tc>
+          <w:tcPr>
+            <w:tcW w:type="dxa" w:w="1361"/>
+          </w:tcPr>
+          <w:p>
+            <w:r/>
+            <w:r>
+              <w:rPr>
+                <w:b/>
+                <w:sz w:val="18"/>
+              </w:rPr>
+              <w:t>Respecto al foco</w:t>
             </w:r>
           </w:p>
         </w:tc>
@@ -7619,13 +8517,13 @@
                 <w:b/>
                 <w:sz w:val="18"/>
               </w:rPr>
-              <w:t>Rumbo</w:t>
-            </w:r>
-          </w:p>
-        </w:tc>
-        <w:tc>
-          <w:tcPr>
-            <w:tcW w:type="dxa" w:w="1134"/>
+              <w:t>Gradiente</w:t>
+            </w:r>
+          </w:p>
+        </w:tc>
+        <w:tc>
+          <w:tcPr>
+            <w:tcW w:type="dxa" w:w="680"/>
           </w:tcPr>
           <w:p>
             <w:r/>
@@ -7634,43 +8532,13 @@
                 <w:b/>
                 <w:sz w:val="18"/>
               </w:rPr>
-              <w:t>Distancia</w:t>
+              <w:t>R2</w:t>
             </w:r>
           </w:p>
         </w:tc>
         <w:tc>
           <w:tcPr>
             <w:tcW w:type="dxa" w:w="1020"/>
-          </w:tcPr>
-          <w:p>
-            <w:r/>
-            <w:r>
-              <w:rPr>
-                <w:b/>
-                <w:sz w:val="18"/>
-              </w:rPr>
-              <w:t>RMSE</w:t>
-            </w:r>
-          </w:p>
-        </w:tc>
-        <w:tc>
-          <w:tcPr>
-            <w:tcW w:type="dxa" w:w="794"/>
-          </w:tcPr>
-          <w:p>
-            <w:r/>
-            <w:r>
-              <w:rPr>
-                <w:b/>
-                <w:sz w:val="18"/>
-              </w:rPr>
-              <w:t>R2</w:t>
-            </w:r>
-          </w:p>
-        </w:tc>
-        <w:tc>
-          <w:tcPr>
-            <w:tcW w:type="dxa" w:w="1247"/>
           </w:tcPr>
           <w:p>
             <w:r/>
@@ -7687,7 +8555,7 @@
       <w:tr>
         <w:tc>
           <w:tcPr>
-            <w:tcW w:type="dxa" w:w="1474"/>
+            <w:tcW w:type="dxa" w:w="1247"/>
           </w:tcPr>
           <w:p>
             <w:r/>
@@ -7701,29 +8569,57 @@
         </w:tc>
         <w:tc>
           <w:tcPr>
-            <w:tcW w:type="dxa" w:w="1247"/>
-          </w:tcPr>
-          <w:p>
-            <w:r/>
-            <w:r>
-              <w:rPr>
-                <w:sz w:val="18"/>
-              </w:rPr>
-              <w:t>6.203560</w:t>
-            </w:r>
-          </w:p>
-        </w:tc>
-        <w:tc>
-          <w:tcPr>
-            <w:tcW w:type="dxa" w:w="1247"/>
-          </w:tcPr>
-          <w:p>
-            <w:r/>
-            <w:r>
-              <w:rPr>
-                <w:sz w:val="18"/>
-              </w:rPr>
-              <w:t>-75.607845</w:t>
+            <w:tcW w:type="dxa" w:w="680"/>
+          </w:tcPr>
+          <w:p>
+            <w:r/>
+            <w:r>
+              <w:rPr>
+                <w:sz w:val="18"/>
+              </w:rPr>
+              <w:t>12</w:t>
+            </w:r>
+          </w:p>
+        </w:tc>
+        <w:tc>
+          <w:tcPr>
+            <w:tcW w:type="dxa" w:w="1134"/>
+          </w:tcPr>
+          <w:p>
+            <w:r/>
+            <w:r>
+              <w:rPr>
+                <w:sz w:val="18"/>
+              </w:rPr>
+              <w:t>024.txt</w:t>
+            </w:r>
+          </w:p>
+        </w:tc>
+        <w:tc>
+          <w:tcPr>
+            <w:tcW w:type="dxa" w:w="2041"/>
+          </w:tcPr>
+          <w:p>
+            <w:r/>
+            <w:r>
+              <w:rPr>
+                <w:sz w:val="18"/>
+              </w:rPr>
+              <w:t>6.170225, -75.609252</w:t>
+            </w:r>
+          </w:p>
+        </w:tc>
+        <w:tc>
+          <w:tcPr>
+            <w:tcW w:type="dxa" w:w="1361"/>
+          </w:tcPr>
+          <w:p>
+            <w:r/>
+            <w:r>
+              <w:rPr>
+                <w:sz w:val="18"/>
+              </w:rPr>
+              <w:t>ONO a 423 m</w:t>
             </w:r>
           </w:p>
         </w:tc>
@@ -7737,55 +8633,27 @@
               <w:rPr>
                 <w:sz w:val="18"/>
               </w:rPr>
-              <w:t>O</w:t>
-            </w:r>
-          </w:p>
-        </w:tc>
-        <w:tc>
-          <w:tcPr>
-            <w:tcW w:type="dxa" w:w="1134"/>
-          </w:tcPr>
-          <w:p>
-            <w:r/>
-            <w:r>
-              <w:rPr>
-                <w:sz w:val="18"/>
-              </w:rPr>
-              <w:t>2.21 km</w:t>
+              <w:t>+0.75</w:t>
+            </w:r>
+          </w:p>
+        </w:tc>
+        <w:tc>
+          <w:tcPr>
+            <w:tcW w:type="dxa" w:w="680"/>
+          </w:tcPr>
+          <w:p>
+            <w:r/>
+            <w:r>
+              <w:rPr>
+                <w:sz w:val="18"/>
+              </w:rPr>
+              <w:t>0.426</w:t>
             </w:r>
           </w:p>
         </w:tc>
         <w:tc>
           <w:tcPr>
             <w:tcW w:type="dxa" w:w="1020"/>
-          </w:tcPr>
-          <w:p>
-            <w:r/>
-            <w:r>
-              <w:rPr>
-                <w:sz w:val="18"/>
-              </w:rPr>
-              <w:t>4.50 dB</w:t>
-            </w:r>
-          </w:p>
-        </w:tc>
-        <w:tc>
-          <w:tcPr>
-            <w:tcW w:type="dxa" w:w="794"/>
-          </w:tcPr>
-          <w:p>
-            <w:r/>
-            <w:r>
-              <w:rPr>
-                <w:sz w:val="18"/>
-              </w:rPr>
-              <w:t>0.234</w:t>
-            </w:r>
-          </w:p>
-        </w:tc>
-        <w:tc>
-          <w:tcPr>
-            <w:tcW w:type="dxa" w:w="1247"/>
           </w:tcPr>
           <w:p>
             <w:r/>
@@ -7801,7 +8669,7 @@
       <w:tr>
         <w:tc>
           <w:tcPr>
-            <w:tcW w:type="dxa" w:w="1474"/>
+            <w:tcW w:type="dxa" w:w="1247"/>
           </w:tcPr>
           <w:p>
             <w:r/>
@@ -7815,29 +8683,57 @@
         </w:tc>
         <w:tc>
           <w:tcPr>
-            <w:tcW w:type="dxa" w:w="1247"/>
-          </w:tcPr>
-          <w:p>
-            <w:r/>
-            <w:r>
-              <w:rPr>
-                <w:sz w:val="18"/>
-              </w:rPr>
-              <w:t>6.185433</w:t>
-            </w:r>
-          </w:p>
-        </w:tc>
-        <w:tc>
-          <w:tcPr>
-            <w:tcW w:type="dxa" w:w="1247"/>
-          </w:tcPr>
-          <w:p>
-            <w:r/>
-            <w:r>
-              <w:rPr>
-                <w:sz w:val="18"/>
-              </w:rPr>
-              <w:t>-75.571185</w:t>
+            <w:tcW w:type="dxa" w:w="680"/>
+          </w:tcPr>
+          <w:p>
+            <w:r/>
+            <w:r>
+              <w:rPr>
+                <w:sz w:val="18"/>
+              </w:rPr>
+              <w:t>9</w:t>
+            </w:r>
+          </w:p>
+        </w:tc>
+        <w:tc>
+          <w:tcPr>
+            <w:tcW w:type="dxa" w:w="1134"/>
+          </w:tcPr>
+          <w:p>
+            <w:r/>
+            <w:r>
+              <w:rPr>
+                <w:sz w:val="18"/>
+              </w:rPr>
+              <w:t>034.txt</w:t>
+            </w:r>
+          </w:p>
+        </w:tc>
+        <w:tc>
+          <w:tcPr>
+            <w:tcW w:type="dxa" w:w="2041"/>
+          </w:tcPr>
+          <w:p>
+            <w:r/>
+            <w:r>
+              <w:rPr>
+                <w:sz w:val="18"/>
+              </w:rPr>
+              <w:t>6.186114, -75.586873</w:t>
+            </w:r>
+          </w:p>
+        </w:tc>
+        <w:tc>
+          <w:tcPr>
+            <w:tcW w:type="dxa" w:w="1361"/>
+          </w:tcPr>
+          <w:p>
+            <w:r/>
+            <w:r>
+              <w:rPr>
+                <w:sz w:val="18"/>
+              </w:rPr>
+              <w:t>NNE a 785 m</w:t>
             </w:r>
           </w:p>
         </w:tc>
@@ -7851,55 +8747,27 @@
               <w:rPr>
                 <w:sz w:val="18"/>
               </w:rPr>
-              <w:t>SE</w:t>
-            </w:r>
-          </w:p>
-        </w:tc>
-        <w:tc>
-          <w:tcPr>
-            <w:tcW w:type="dxa" w:w="1134"/>
-          </w:tcPr>
-          <w:p>
-            <w:r/>
-            <w:r>
-              <w:rPr>
-                <w:sz w:val="18"/>
-              </w:rPr>
-              <w:t>2.88 km</w:t>
+              <w:t>+0.53</w:t>
+            </w:r>
+          </w:p>
+        </w:tc>
+        <w:tc>
+          <w:tcPr>
+            <w:tcW w:type="dxa" w:w="680"/>
+          </w:tcPr>
+          <w:p>
+            <w:r/>
+            <w:r>
+              <w:rPr>
+                <w:sz w:val="18"/>
+              </w:rPr>
+              <w:t>0.307</w:t>
             </w:r>
           </w:p>
         </w:tc>
         <w:tc>
           <w:tcPr>
             <w:tcW w:type="dxa" w:w="1020"/>
-          </w:tcPr>
-          <w:p>
-            <w:r/>
-            <w:r>
-              <w:rPr>
-                <w:sz w:val="18"/>
-              </w:rPr>
-              <w:t>12.16 dB</w:t>
-            </w:r>
-          </w:p>
-        </w:tc>
-        <w:tc>
-          <w:tcPr>
-            <w:tcW w:type="dxa" w:w="794"/>
-          </w:tcPr>
-          <w:p>
-            <w:r/>
-            <w:r>
-              <w:rPr>
-                <w:sz w:val="18"/>
-              </w:rPr>
-              <w:t>0.221</w:t>
-            </w:r>
-          </w:p>
-        </w:tc>
-        <w:tc>
-          <w:tcPr>
-            <w:tcW w:type="dxa" w:w="1247"/>
           </w:tcPr>
           <w:p>
             <w:r/>
@@ -7915,7 +8783,7 @@
       <w:tr>
         <w:tc>
           <w:tcPr>
-            <w:tcW w:type="dxa" w:w="1474"/>
+            <w:tcW w:type="dxa" w:w="1247"/>
           </w:tcPr>
           <w:p>
             <w:r/>
@@ -7929,29 +8797,57 @@
         </w:tc>
         <w:tc>
           <w:tcPr>
-            <w:tcW w:type="dxa" w:w="1247"/>
-          </w:tcPr>
-          <w:p>
-            <w:r/>
-            <w:r>
-              <w:rPr>
-                <w:sz w:val="18"/>
-              </w:rPr>
-              <w:t>6.185480</w:t>
-            </w:r>
-          </w:p>
-        </w:tc>
-        <w:tc>
-          <w:tcPr>
-            <w:tcW w:type="dxa" w:w="1247"/>
-          </w:tcPr>
-          <w:p>
-            <w:r/>
-            <w:r>
-              <w:rPr>
-                <w:sz w:val="18"/>
-              </w:rPr>
-              <w:t>-75.637840</w:t>
+            <w:tcW w:type="dxa" w:w="680"/>
+          </w:tcPr>
+          <w:p>
+            <w:r/>
+            <w:r>
+              <w:rPr>
+                <w:sz w:val="18"/>
+              </w:rPr>
+              <w:t>10</w:t>
+            </w:r>
+          </w:p>
+        </w:tc>
+        <w:tc>
+          <w:tcPr>
+            <w:tcW w:type="dxa" w:w="1134"/>
+          </w:tcPr>
+          <w:p>
+            <w:r/>
+            <w:r>
+              <w:rPr>
+                <w:sz w:val="18"/>
+              </w:rPr>
+              <w:t>024.txt</w:t>
+            </w:r>
+          </w:p>
+        </w:tc>
+        <w:tc>
+          <w:tcPr>
+            <w:tcW w:type="dxa" w:w="2041"/>
+          </w:tcPr>
+          <w:p>
+            <w:r/>
+            <w:r>
+              <w:rPr>
+                <w:sz w:val="18"/>
+              </w:rPr>
+              <w:t>6.167097, -75.604988</w:t>
+            </w:r>
+          </w:p>
+        </w:tc>
+        <w:tc>
+          <w:tcPr>
+            <w:tcW w:type="dxa" w:w="1361"/>
+          </w:tcPr>
+          <w:p>
+            <w:r/>
+            <w:r>
+              <w:rPr>
+                <w:sz w:val="18"/>
+              </w:rPr>
+              <w:t>SSE a 189 m</w:t>
             </w:r>
           </w:p>
         </w:tc>
@@ -7965,55 +8861,27 @@
               <w:rPr>
                 <w:sz w:val="18"/>
               </w:rPr>
-              <w:t>OSO</w:t>
-            </w:r>
-          </w:p>
-        </w:tc>
-        <w:tc>
-          <w:tcPr>
-            <w:tcW w:type="dxa" w:w="1134"/>
-          </w:tcPr>
-          <w:p>
-            <w:r/>
-            <w:r>
-              <w:rPr>
-                <w:sz w:val="18"/>
-              </w:rPr>
-              <w:t>5.95 km</w:t>
+              <w:t>+0.71</w:t>
+            </w:r>
+          </w:p>
+        </w:tc>
+        <w:tc>
+          <w:tcPr>
+            <w:tcW w:type="dxa" w:w="680"/>
+          </w:tcPr>
+          <w:p>
+            <w:r/>
+            <w:r>
+              <w:rPr>
+                <w:sz w:val="18"/>
+              </w:rPr>
+              <w:t>0.726</w:t>
             </w:r>
           </w:p>
         </w:tc>
         <w:tc>
           <w:tcPr>
             <w:tcW w:type="dxa" w:w="1020"/>
-          </w:tcPr>
-          <w:p>
-            <w:r/>
-            <w:r>
-              <w:rPr>
-                <w:sz w:val="18"/>
-              </w:rPr>
-              <w:t>2.56 dB</w:t>
-            </w:r>
-          </w:p>
-        </w:tc>
-        <w:tc>
-          <w:tcPr>
-            <w:tcW w:type="dxa" w:w="794"/>
-          </w:tcPr>
-          <w:p>
-            <w:r/>
-            <w:r>
-              <w:rPr>
-                <w:sz w:val="18"/>
-              </w:rPr>
-              <w:t>0.705</w:t>
-            </w:r>
-          </w:p>
-        </w:tc>
-        <w:tc>
-          <w:tcPr>
-            <w:tcW w:type="dxa" w:w="1247"/>
           </w:tcPr>
           <w:p>
             <w:r/>
@@ -8029,7 +8897,7 @@
       <w:tr>
         <w:tc>
           <w:tcPr>
-            <w:tcW w:type="dxa" w:w="1474"/>
+            <w:tcW w:type="dxa" w:w="1247"/>
           </w:tcPr>
           <w:p>
             <w:r/>
@@ -8043,29 +8911,57 @@
         </w:tc>
         <w:tc>
           <w:tcPr>
-            <w:tcW w:type="dxa" w:w="1247"/>
-          </w:tcPr>
-          <w:p>
-            <w:r/>
-            <w:r>
-              <w:rPr>
-                <w:sz w:val="18"/>
-              </w:rPr>
-              <w:t>6.189028</w:t>
-            </w:r>
-          </w:p>
-        </w:tc>
-        <w:tc>
-          <w:tcPr>
-            <w:tcW w:type="dxa" w:w="1247"/>
-          </w:tcPr>
-          <w:p>
-            <w:r/>
-            <w:r>
-              <w:rPr>
-                <w:sz w:val="18"/>
-              </w:rPr>
-              <w:t>-75.559817</w:t>
+            <w:tcW w:type="dxa" w:w="680"/>
+          </w:tcPr>
+          <w:p>
+            <w:r/>
+            <w:r>
+              <w:rPr>
+                <w:sz w:val="18"/>
+              </w:rPr>
+              <w:t>9</w:t>
+            </w:r>
+          </w:p>
+        </w:tc>
+        <w:tc>
+          <w:tcPr>
+            <w:tcW w:type="dxa" w:w="1134"/>
+          </w:tcPr>
+          <w:p>
+            <w:r/>
+            <w:r>
+              <w:rPr>
+                <w:sz w:val="18"/>
+              </w:rPr>
+              <w:t>045.txt</w:t>
+            </w:r>
+          </w:p>
+        </w:tc>
+        <w:tc>
+          <w:tcPr>
+            <w:tcW w:type="dxa" w:w="2041"/>
+          </w:tcPr>
+          <w:p>
+            <w:r/>
+            <w:r>
+              <w:rPr>
+                <w:sz w:val="18"/>
+              </w:rPr>
+              <w:t>6.205394, -75.571548</w:t>
+            </w:r>
+          </w:p>
+        </w:tc>
+        <w:tc>
+          <w:tcPr>
+            <w:tcW w:type="dxa" w:w="1361"/>
+          </w:tcPr>
+          <w:p>
+            <w:r/>
+            <w:r>
+              <w:rPr>
+                <w:sz w:val="18"/>
+              </w:rPr>
+              <w:t>SSO a 40 m</w:t>
             </w:r>
           </w:p>
         </w:tc>
@@ -8079,55 +8975,27 @@
               <w:rPr>
                 <w:sz w:val="18"/>
               </w:rPr>
-              <w:t>ESE</w:t>
-            </w:r>
-          </w:p>
-        </w:tc>
-        <w:tc>
-          <w:tcPr>
-            <w:tcW w:type="dxa" w:w="1134"/>
-          </w:tcPr>
-          <w:p>
-            <w:r/>
-            <w:r>
-              <w:rPr>
-                <w:sz w:val="18"/>
-              </w:rPr>
-              <w:t>3.59 km</w:t>
+              <w:t>+0.75</w:t>
+            </w:r>
+          </w:p>
+        </w:tc>
+        <w:tc>
+          <w:tcPr>
+            <w:tcW w:type="dxa" w:w="680"/>
+          </w:tcPr>
+          <w:p>
+            <w:r/>
+            <w:r>
+              <w:rPr>
+                <w:sz w:val="18"/>
+              </w:rPr>
+              <w:t>0.566</w:t>
             </w:r>
           </w:p>
         </w:tc>
         <w:tc>
           <w:tcPr>
             <w:tcW w:type="dxa" w:w="1020"/>
-          </w:tcPr>
-          <w:p>
-            <w:r/>
-            <w:r>
-              <w:rPr>
-                <w:sz w:val="18"/>
-              </w:rPr>
-              <w:t>7.44 dB</w:t>
-            </w:r>
-          </w:p>
-        </w:tc>
-        <w:tc>
-          <w:tcPr>
-            <w:tcW w:type="dxa" w:w="794"/>
-          </w:tcPr>
-          <w:p>
-            <w:r/>
-            <w:r>
-              <w:rPr>
-                <w:sz w:val="18"/>
-              </w:rPr>
-              <w:t>0.281</w:t>
-            </w:r>
-          </w:p>
-        </w:tc>
-        <w:tc>
-          <w:tcPr>
-            <w:tcW w:type="dxa" w:w="1247"/>
           </w:tcPr>
           <w:p>
             <w:r/>
@@ -8143,7 +9011,7 @@
       <w:tr>
         <w:tc>
           <w:tcPr>
-            <w:tcW w:type="dxa" w:w="1474"/>
+            <w:tcW w:type="dxa" w:w="1247"/>
           </w:tcPr>
           <w:p>
             <w:r/>
@@ -8157,29 +9025,57 @@
         </w:tc>
         <w:tc>
           <w:tcPr>
-            <w:tcW w:type="dxa" w:w="1247"/>
-          </w:tcPr>
-          <w:p>
-            <w:r/>
-            <w:r>
-              <w:rPr>
-                <w:sz w:val="18"/>
-              </w:rPr>
-              <w:t>6.192999</w:t>
-            </w:r>
-          </w:p>
-        </w:tc>
-        <w:tc>
-          <w:tcPr>
-            <w:tcW w:type="dxa" w:w="1247"/>
-          </w:tcPr>
-          <w:p>
-            <w:r/>
-            <w:r>
-              <w:rPr>
-                <w:sz w:val="18"/>
-              </w:rPr>
-              <w:t>-75.641437</w:t>
+            <w:tcW w:type="dxa" w:w="680"/>
+          </w:tcPr>
+          <w:p>
+            <w:r/>
+            <w:r>
+              <w:rPr>
+                <w:sz w:val="18"/>
+              </w:rPr>
+              <w:t>10</w:t>
+            </w:r>
+          </w:p>
+        </w:tc>
+        <w:tc>
+          <w:tcPr>
+            <w:tcW w:type="dxa" w:w="1134"/>
+          </w:tcPr>
+          <w:p>
+            <w:r/>
+            <w:r>
+              <w:rPr>
+                <w:sz w:val="18"/>
+              </w:rPr>
+              <w:t>024.txt</w:t>
+            </w:r>
+          </w:p>
+        </w:tc>
+        <w:tc>
+          <w:tcPr>
+            <w:tcW w:type="dxa" w:w="2041"/>
+          </w:tcPr>
+          <w:p>
+            <w:r/>
+            <w:r>
+              <w:rPr>
+                <w:sz w:val="18"/>
+              </w:rPr>
+              <w:t>6.168462, -75.604609</w:t>
+            </w:r>
+          </w:p>
+        </w:tc>
+        <w:tc>
+          <w:tcPr>
+            <w:tcW w:type="dxa" w:w="1361"/>
+          </w:tcPr>
+          <w:p>
+            <w:r/>
+            <w:r>
+              <w:rPr>
+                <w:sz w:val="18"/>
+              </w:rPr>
+              <w:t>E a 132 m</w:t>
             </w:r>
           </w:p>
         </w:tc>
@@ -8193,21 +9089,21 @@
               <w:rPr>
                 <w:sz w:val="18"/>
               </w:rPr>
-              <w:t>OSO</w:t>
-            </w:r>
-          </w:p>
-        </w:tc>
-        <w:tc>
-          <w:tcPr>
-            <w:tcW w:type="dxa" w:w="1134"/>
-          </w:tcPr>
-          <w:p>
-            <w:r/>
-            <w:r>
-              <w:rPr>
-                <w:sz w:val="18"/>
-              </w:rPr>
-              <w:t>6.07 km</w:t>
+              <w:t>+0.77</w:t>
+            </w:r>
+          </w:p>
+        </w:tc>
+        <w:tc>
+          <w:tcPr>
+            <w:tcW w:type="dxa" w:w="680"/>
+          </w:tcPr>
+          <w:p>
+            <w:r/>
+            <w:r>
+              <w:rPr>
+                <w:sz w:val="18"/>
+              </w:rPr>
+              <w:t>0.736</w:t>
             </w:r>
           </w:p>
         </w:tc>
@@ -8221,53 +9117,13 @@
               <w:rPr>
                 <w:sz w:val="18"/>
               </w:rPr>
-              <w:t>4.39 dB</w:t>
-            </w:r>
-          </w:p>
-        </w:tc>
-        <w:tc>
-          <w:tcPr>
-            <w:tcW w:type="dxa" w:w="794"/>
-          </w:tcPr>
-          <w:p>
-            <w:r/>
-            <w:r>
-              <w:rPr>
-                <w:sz w:val="18"/>
-              </w:rPr>
-              <w:t>0.327</w:t>
-            </w:r>
-          </w:p>
-        </w:tc>
-        <w:tc>
-          <w:tcPr>
-            <w:tcW w:type="dxa" w:w="1247"/>
-          </w:tcPr>
-          <w:p>
-            <w:r/>
-            <w:r>
-              <w:rPr>
-                <w:sz w:val="18"/>
-              </w:rPr>
-              <w:t>MEDIA</w:t>
+              <w:t>ALTA</w:t>
             </w:r>
           </w:p>
         </w:tc>
       </w:tr>
     </w:tbl>
     <w:p/>
-    <w:p>
-      <w:pPr>
-        <w:jc w:val="both"/>
-      </w:pPr>
-      <w:r>
-        <w:rPr>
-          <w:b w:val="0"/>
-          <w:sz w:val="21"/>
-        </w:rPr>
-        <w:t>La lectura tecnica de cada estimacion depende de la bondad del ajuste, que se interpreta asi: un R2 alto con residuo bajo significa que el patron espacial responde efectivamente a un emisor unico dominante; un R2 bajo significa que el bloque contiene varios emisores simultaneos o que la geometria de la ruta no rodea lo suficiente al transmisor.</w:t>
-      </w:r>
-    </w:p>
     <w:p>
       <w:r>
         <w:rPr>
@@ -8286,7 +9142,7 @@
           <w:b w:val="0"/>
           <w:sz w:val="20"/>
         </w:rPr>
-        <w:t>El patron espacial no se explica por una sola fuente puntual (R2 = 0.23, RMSE = 4.5 dB). Se reporta unicamente la direccion predominante (O) como indicio, y se recomienda goniometria en sitio para confirmar.</w:t>
+        <w:t>No se resuelve un emisor unico en este canal. La incertidumbre de la posicion (2888 m) supera la propia zona sobre la que se calculo, senal de que hay mas de una emision activa alrededor del foco: se observan puntos lejanos mas fuertes que otros mas cercanos, lo que ningun transmisor aislado puede producir. Se reporta el foco medido (024.txt) como zona de interes, no una posicion de transmisor.</w:t>
       </w:r>
     </w:p>
     <w:p>
@@ -8307,7 +9163,7 @@
           <w:b w:val="0"/>
           <w:sz w:val="20"/>
         </w:rPr>
-        <w:t>El patron espacial no se explica por una sola fuente puntual (R2 = 0.22, RMSE = 12.2 dB). Se reporta unicamente la direccion predominante (SE) como indicio, y se recomienda goniometria en sitio para confirmar.</w:t>
+        <w:t>No se resuelve un emisor unico en este canal: alrededor del foco conviven varias emisiones y la potencia no decae de forma limpia con la distancia (correlacion 0.53, residuo 18.3 dB). Se reporta el foco medido como zona de interes, no una posicion de transmisor.</w:t>
       </w:r>
     </w:p>
     <w:p>
@@ -8328,7 +9184,7 @@
           <w:b w:val="0"/>
           <w:sz w:val="20"/>
         </w:rPr>
-        <w:t>Emisor unico dominante bien resuelto: a 5.9 km del centro de la ruta en direccion OSO (acimut 248 grados), con incertidumbre de 5823 m.</w:t>
+        <w:t>Emisor dominante bien resuelto. El campo alrededor del foco decae con la distancia como predice el modelo (correlacion 0.71), y el ajuste situa el transmisor a 189 m del punto de medicion mas potente, en direccion SSE. Incertidumbre de 462 m.</w:t>
       </w:r>
     </w:p>
     <w:p>
@@ -8349,7 +9205,7 @@
           <w:b w:val="0"/>
           <w:sz w:val="20"/>
         </w:rPr>
-        <w:t>Direccion del foco bien determinada (ESE, acimut 120 grados) pero la distancia es menos precisa: el bloque probablemente contiene mas de un emisor activo.</w:t>
+        <w:t>Foco bien identificado pero emisor resuelto solo de forma aproximada (correlacion del gradiente 0.75, R2 0.57). La zona es correcta; la posicion exacta dentro de ella requiere una medicion complementaria.</w:t>
       </w:r>
     </w:p>
     <w:p>
@@ -8370,7 +9226,18 @@
           <w:b w:val="0"/>
           <w:sz w:val="20"/>
         </w:rPr>
-        <w:t>Direccion del foco bien determinada (OSO, acimut 257 grados) pero la distancia es menos precisa: el bloque probablemente contiene mas de un emisor activo.</w:t>
+        <w:t>Emisor dominante bien resuelto. El campo alrededor del foco decae con la distancia como predice el modelo (correlacion 0.77), y el ajuste situa el transmisor a 132 m del punto de medicion mas potente, en direccion E. Incertidumbre de 417 m.</w:t>
+      </w:r>
+    </w:p>
+    <w:p>
+      <w:pPr>
+        <w:pStyle w:val="Heading2"/>
+      </w:pPr>
+      <w:r>
+        <w:rPr>
+          <w:color w:val="1A365D"/>
+        </w:rPr>
+        <w:t>9.5 Coherencia con el analisis de ocupacion</w:t>
       </w:r>
     </w:p>
     <w:p>
@@ -8382,7 +9249,863 @@
           <w:b w:val="0"/>
           <w:sz w:val="21"/>
         </w:rPr>
-        <w:t>El resultado mas solido corresponde al canal C, con R2 = 0.705 y un residuo de solo 2.56 dB, compatible con la dispersion esperada por sombra urbana. Constituye ademas una validacion cruzada valiosa: la fuente del canal mas contaminado y la de la frecuencia individual mas contaminada apuntan en la misma direccion, lo que sugiere que se trata del mismo emplazamiento radiante y refuerza la recomendacion de dirigir alli la verificacion en sitio.</w:t>
+        <w:t>Una localizacion de fuentes solo es creible si parte de los puntos que el propio estudio senala como mas contaminados. Se comprobo sumando en potencia lineal los cuatro canales de cada punto de la ruta:</w:t>
+      </w:r>
+    </w:p>
+    <w:tbl>
+      <w:tblPr>
+        <w:tblStyle w:val="LightGrid-Accent1"/>
+        <w:tblW w:type="auto" w:w="0"/>
+        <w:jc w:val="center"/>
+        <w:tblLook w:firstColumn="1" w:firstRow="1" w:lastColumn="0" w:lastRow="0" w:noHBand="0" w:noVBand="1" w:val="04A0"/>
+      </w:tblPr>
+      <w:tblGrid>
+        <w:gridCol w:w="1904"/>
+        <w:gridCol w:w="1904"/>
+        <w:gridCol w:w="1904"/>
+        <w:gridCol w:w="1904"/>
+        <w:gridCol w:w="1904"/>
+      </w:tblGrid>
+      <w:tr>
+        <w:tc>
+          <w:tcPr>
+            <w:tcW w:type="dxa" w:w="907"/>
+          </w:tcPr>
+          <w:p>
+            <w:r/>
+            <w:r>
+              <w:rPr>
+                <w:b/>
+                <w:sz w:val="18"/>
+              </w:rPr>
+              <w:t>Puesto</w:t>
+            </w:r>
+          </w:p>
+        </w:tc>
+        <w:tc>
+          <w:tcPr>
+            <w:tcW w:type="dxa" w:w="1361"/>
+          </w:tcPr>
+          <w:p>
+            <w:r/>
+            <w:r>
+              <w:rPr>
+                <w:b/>
+                <w:sz w:val="18"/>
+              </w:rPr>
+              <w:t>Medicion</w:t>
+            </w:r>
+          </w:p>
+        </w:tc>
+        <w:tc>
+          <w:tcPr>
+            <w:tcW w:type="dxa" w:w="1814"/>
+          </w:tcPr>
+          <w:p>
+            <w:r/>
+            <w:r>
+              <w:rPr>
+                <w:b/>
+                <w:sz w:val="18"/>
+              </w:rPr>
+              <w:t>Contaminacion total</w:t>
+            </w:r>
+          </w:p>
+        </w:tc>
+        <w:tc>
+          <w:tcPr>
+            <w:tcW w:type="dxa" w:w="1928"/>
+          </w:tcPr>
+          <w:p>
+            <w:r/>
+            <w:r>
+              <w:rPr>
+                <w:b/>
+                <w:sz w:val="18"/>
+              </w:rPr>
+              <w:t>Es el maximo en</w:t>
+            </w:r>
+          </w:p>
+        </w:tc>
+        <w:tc>
+          <w:tcPr>
+            <w:tcW w:type="dxa" w:w="3061"/>
+          </w:tcPr>
+          <w:p>
+            <w:r/>
+            <w:r>
+              <w:rPr>
+                <w:b/>
+                <w:sz w:val="18"/>
+              </w:rPr>
+              <w:t>Coordenadas</w:t>
+            </w:r>
+          </w:p>
+        </w:tc>
+      </w:tr>
+      <w:tr>
+        <w:tc>
+          <w:tcPr>
+            <w:tcW w:type="dxa" w:w="907"/>
+          </w:tcPr>
+          <w:p>
+            <w:r/>
+            <w:r>
+              <w:rPr>
+                <w:sz w:val="18"/>
+              </w:rPr>
+              <w:t>1</w:t>
+            </w:r>
+          </w:p>
+        </w:tc>
+        <w:tc>
+          <w:tcPr>
+            <w:tcW w:type="dxa" w:w="1361"/>
+          </w:tcPr>
+          <w:p>
+            <w:r/>
+            <w:r>
+              <w:rPr>
+                <w:sz w:val="18"/>
+              </w:rPr>
+              <w:t>024.txt</w:t>
+            </w:r>
+          </w:p>
+        </w:tc>
+        <w:tc>
+          <w:tcPr>
+            <w:tcW w:type="dxa" w:w="1814"/>
+          </w:tcPr>
+          <w:p>
+            <w:r/>
+            <w:r>
+              <w:rPr>
+                <w:sz w:val="18"/>
+              </w:rPr>
+              <w:t>-18.22 dBm</w:t>
+            </w:r>
+          </w:p>
+        </w:tc>
+        <w:tc>
+          <w:tcPr>
+            <w:tcW w:type="dxa" w:w="1928"/>
+          </w:tcPr>
+          <w:p>
+            <w:r/>
+            <w:r>
+              <w:rPr>
+                <w:sz w:val="18"/>
+              </w:rPr>
+              <w:t>3 de 4 canales</w:t>
+            </w:r>
+          </w:p>
+        </w:tc>
+        <w:tc>
+          <w:tcPr>
+            <w:tcW w:type="dxa" w:w="3061"/>
+          </w:tcPr>
+          <w:p>
+            <w:r/>
+            <w:r>
+              <w:rPr>
+                <w:sz w:val="18"/>
+              </w:rPr>
+              <w:t>6.168597, -75.605795</w:t>
+            </w:r>
+          </w:p>
+        </w:tc>
+      </w:tr>
+      <w:tr>
+        <w:tc>
+          <w:tcPr>
+            <w:tcW w:type="dxa" w:w="907"/>
+          </w:tcPr>
+          <w:p>
+            <w:r/>
+            <w:r>
+              <w:rPr>
+                <w:sz w:val="18"/>
+              </w:rPr>
+              <w:t>2</w:t>
+            </w:r>
+          </w:p>
+        </w:tc>
+        <w:tc>
+          <w:tcPr>
+            <w:tcW w:type="dxa" w:w="1361"/>
+          </w:tcPr>
+          <w:p>
+            <w:r/>
+            <w:r>
+              <w:rPr>
+                <w:sz w:val="18"/>
+              </w:rPr>
+              <w:t>025.txt</w:t>
+            </w:r>
+          </w:p>
+        </w:tc>
+        <w:tc>
+          <w:tcPr>
+            <w:tcW w:type="dxa" w:w="1814"/>
+          </w:tcPr>
+          <w:p>
+            <w:r/>
+            <w:r>
+              <w:rPr>
+                <w:sz w:val="18"/>
+              </w:rPr>
+              <w:t>-22.56 dBm</w:t>
+            </w:r>
+          </w:p>
+        </w:tc>
+        <w:tc>
+          <w:tcPr>
+            <w:tcW w:type="dxa" w:w="1928"/>
+          </w:tcPr>
+          <w:p>
+            <w:r/>
+            <w:r>
+              <w:rPr>
+                <w:sz w:val="18"/>
+              </w:rPr>
+              <w:t>0 de 4 canales</w:t>
+            </w:r>
+          </w:p>
+        </w:tc>
+        <w:tc>
+          <w:tcPr>
+            <w:tcW w:type="dxa" w:w="3061"/>
+          </w:tcPr>
+          <w:p>
+            <w:r/>
+            <w:r>
+              <w:rPr>
+                <w:sz w:val="18"/>
+              </w:rPr>
+              <w:t>6.164637, -75.606007</w:t>
+            </w:r>
+          </w:p>
+        </w:tc>
+      </w:tr>
+      <w:tr>
+        <w:tc>
+          <w:tcPr>
+            <w:tcW w:type="dxa" w:w="907"/>
+          </w:tcPr>
+          <w:p>
+            <w:r/>
+            <w:r>
+              <w:rPr>
+                <w:sz w:val="18"/>
+              </w:rPr>
+              <w:t>3</w:t>
+            </w:r>
+          </w:p>
+        </w:tc>
+        <w:tc>
+          <w:tcPr>
+            <w:tcW w:type="dxa" w:w="1361"/>
+          </w:tcPr>
+          <w:p>
+            <w:r/>
+            <w:r>
+              <w:rPr>
+                <w:sz w:val="18"/>
+              </w:rPr>
+              <w:t>028.txt</w:t>
+            </w:r>
+          </w:p>
+        </w:tc>
+        <w:tc>
+          <w:tcPr>
+            <w:tcW w:type="dxa" w:w="1814"/>
+          </w:tcPr>
+          <w:p>
+            <w:r/>
+            <w:r>
+              <w:rPr>
+                <w:sz w:val="18"/>
+              </w:rPr>
+              <w:t>-25.80 dBm</w:t>
+            </w:r>
+          </w:p>
+        </w:tc>
+        <w:tc>
+          <w:tcPr>
+            <w:tcW w:type="dxa" w:w="1928"/>
+          </w:tcPr>
+          <w:p>
+            <w:r/>
+            <w:r>
+              <w:rPr>
+                <w:sz w:val="18"/>
+              </w:rPr>
+              <w:t>0 de 4 canales</w:t>
+            </w:r>
+          </w:p>
+        </w:tc>
+        <w:tc>
+          <w:tcPr>
+            <w:tcW w:type="dxa" w:w="3061"/>
+          </w:tcPr>
+          <w:p>
+            <w:r/>
+            <w:r>
+              <w:rPr>
+                <w:sz w:val="18"/>
+              </w:rPr>
+              <w:t>6.162517, -75.602987</w:t>
+            </w:r>
+          </w:p>
+        </w:tc>
+      </w:tr>
+      <w:tr>
+        <w:tc>
+          <w:tcPr>
+            <w:tcW w:type="dxa" w:w="907"/>
+          </w:tcPr>
+          <w:p>
+            <w:r/>
+            <w:r>
+              <w:rPr>
+                <w:sz w:val="18"/>
+              </w:rPr>
+              <w:t>4</w:t>
+            </w:r>
+          </w:p>
+        </w:tc>
+        <w:tc>
+          <w:tcPr>
+            <w:tcW w:type="dxa" w:w="1361"/>
+          </w:tcPr>
+          <w:p>
+            <w:r/>
+            <w:r>
+              <w:rPr>
+                <w:sz w:val="18"/>
+              </w:rPr>
+              <w:t>034.txt</w:t>
+            </w:r>
+          </w:p>
+        </w:tc>
+        <w:tc>
+          <w:tcPr>
+            <w:tcW w:type="dxa" w:w="1814"/>
+          </w:tcPr>
+          <w:p>
+            <w:r/>
+            <w:r>
+              <w:rPr>
+                <w:sz w:val="18"/>
+              </w:rPr>
+              <w:t>-26.49 dBm</w:t>
+            </w:r>
+          </w:p>
+        </w:tc>
+        <w:tc>
+          <w:tcPr>
+            <w:tcW w:type="dxa" w:w="1928"/>
+          </w:tcPr>
+          <w:p>
+            <w:r/>
+            <w:r>
+              <w:rPr>
+                <w:sz w:val="18"/>
+              </w:rPr>
+              <w:t>0 de 4 canales</w:t>
+            </w:r>
+          </w:p>
+        </w:tc>
+        <w:tc>
+          <w:tcPr>
+            <w:tcW w:type="dxa" w:w="3061"/>
+          </w:tcPr>
+          <w:p>
+            <w:r/>
+            <w:r>
+              <w:rPr>
+                <w:sz w:val="18"/>
+              </w:rPr>
+              <w:t>6.179202, -75.588298</w:t>
+            </w:r>
+          </w:p>
+        </w:tc>
+      </w:tr>
+      <w:tr>
+        <w:tc>
+          <w:tcPr>
+            <w:tcW w:type="dxa" w:w="907"/>
+          </w:tcPr>
+          <w:p>
+            <w:r/>
+            <w:r>
+              <w:rPr>
+                <w:sz w:val="18"/>
+              </w:rPr>
+              <w:t>5</w:t>
+            </w:r>
+          </w:p>
+        </w:tc>
+        <w:tc>
+          <w:tcPr>
+            <w:tcW w:type="dxa" w:w="1361"/>
+          </w:tcPr>
+          <w:p>
+            <w:r/>
+            <w:r>
+              <w:rPr>
+                <w:sz w:val="18"/>
+              </w:rPr>
+              <w:t>045.txt</w:t>
+            </w:r>
+          </w:p>
+        </w:tc>
+        <w:tc>
+          <w:tcPr>
+            <w:tcW w:type="dxa" w:w="1814"/>
+          </w:tcPr>
+          <w:p>
+            <w:r/>
+            <w:r>
+              <w:rPr>
+                <w:sz w:val="18"/>
+              </w:rPr>
+              <w:t>-26.89 dBm</w:t>
+            </w:r>
+          </w:p>
+        </w:tc>
+        <w:tc>
+          <w:tcPr>
+            <w:tcW w:type="dxa" w:w="1928"/>
+          </w:tcPr>
+          <w:p>
+            <w:r/>
+            <w:r>
+              <w:rPr>
+                <w:sz w:val="18"/>
+              </w:rPr>
+              <w:t>1 de 4 canales</w:t>
+            </w:r>
+          </w:p>
+        </w:tc>
+        <w:tc>
+          <w:tcPr>
+            <w:tcW w:type="dxa" w:w="3061"/>
+          </w:tcPr>
+          <w:p>
+            <w:r/>
+            <w:r>
+              <w:rPr>
+                <w:sz w:val="18"/>
+              </w:rPr>
+              <w:t>6.205747, -75.571460</w:t>
+            </w:r>
+          </w:p>
+        </w:tc>
+      </w:tr>
+    </w:tbl>
+    <w:p/>
+    <w:p>
+      <w:pPr>
+        <w:jc w:val="both"/>
+      </w:pPr>
+      <w:r>
+        <w:rPr>
+          <w:b w:val="0"/>
+          <w:sz w:val="21"/>
+        </w:rPr>
+        <w:t>La medicion 024.txt es el punto mas contaminado de toda la campana, con -18.22 dBm de potencia agregada, 4.3 dB por encima del segundo, y es ademas el maximo por Parseval en 3 de los cuatro canales. Es exactamente el foco del que parte la localizacion en tres de los cinco objetivos analizados. Los cuatro primeros puestos del ranking se concentran en el extremo sur del recorrido, dentro de un radio de menos de un kilometro.</w:t>
+      </w:r>
+    </w:p>
+    <w:p>
+      <w:pPr>
+        <w:pStyle w:val="Heading2"/>
+      </w:pPr>
+      <w:r>
+        <w:rPr>
+          <w:color w:val="1A365D"/>
+        </w:rPr>
+        <w:t>9.6 Robustez frente a la metrica elegida</w:t>
+      </w:r>
+    </w:p>
+    <w:p>
+      <w:pPr>
+        <w:jc w:val="both"/>
+      </w:pPr>
+      <w:r>
+        <w:rPr>
+          <w:b w:val="0"/>
+          <w:sz w:val="21"/>
+        </w:rPr>
+        <w:t>La localizacion usa la potencia de PICO del canal, porque el pico corresponde a la portadora dominante, que es la que realmente proviene de un solo emisor. Cabe preguntarse si el resultado depende de esa eleccion, asi que se repitio todo el procedimiento usando la potencia media de Parseval, que es el indicador con el que se evalua la ocupacion en el resto del informe.</w:t>
+      </w:r>
+    </w:p>
+    <w:tbl>
+      <w:tblPr>
+        <w:tblStyle w:val="LightGrid-Accent1"/>
+        <w:tblW w:type="auto" w:w="0"/>
+        <w:jc w:val="center"/>
+        <w:tblLook w:firstColumn="1" w:firstRow="1" w:lastColumn="0" w:lastRow="0" w:noHBand="0" w:noVBand="1" w:val="04A0"/>
+      </w:tblPr>
+      <w:tblGrid>
+        <w:gridCol w:w="2379"/>
+        <w:gridCol w:w="2379"/>
+        <w:gridCol w:w="2379"/>
+        <w:gridCol w:w="2379"/>
+      </w:tblGrid>
+      <w:tr>
+        <w:tc>
+          <w:tcPr>
+            <w:tcW w:type="dxa" w:w="1020"/>
+          </w:tcPr>
+          <w:p>
+            <w:r/>
+            <w:r>
+              <w:rPr>
+                <w:b/>
+                <w:sz w:val="18"/>
+              </w:rPr>
+              <w:t>Canal</w:t>
+            </w:r>
+          </w:p>
+        </w:tc>
+        <w:tc>
+          <w:tcPr>
+            <w:tcW w:type="dxa" w:w="3061"/>
+          </w:tcPr>
+          <w:p>
+            <w:r/>
+            <w:r>
+              <w:rPr>
+                <w:b/>
+                <w:sz w:val="18"/>
+              </w:rPr>
+              <w:t>Separacion entre ambas estimaciones</w:t>
+            </w:r>
+          </w:p>
+        </w:tc>
+        <w:tc>
+          <w:tcPr>
+            <w:tcW w:type="dxa" w:w="2494"/>
+          </w:tcPr>
+          <w:p>
+            <w:r/>
+            <w:r>
+              <w:rPr>
+                <w:b/>
+                <w:sz w:val="18"/>
+              </w:rPr>
+              <w:t>Confianza con pico</w:t>
+            </w:r>
+          </w:p>
+        </w:tc>
+        <w:tc>
+          <w:tcPr>
+            <w:tcW w:type="dxa" w:w="2494"/>
+          </w:tcPr>
+          <w:p>
+            <w:r/>
+            <w:r>
+              <w:rPr>
+                <w:b/>
+                <w:sz w:val="18"/>
+              </w:rPr>
+              <w:t>Confianza con Parseval</w:t>
+            </w:r>
+          </w:p>
+        </w:tc>
+      </w:tr>
+      <w:tr>
+        <w:tc>
+          <w:tcPr>
+            <w:tcW w:type="dxa" w:w="1020"/>
+          </w:tcPr>
+          <w:p>
+            <w:r/>
+            <w:r>
+              <w:rPr>
+                <w:sz w:val="18"/>
+              </w:rPr>
+              <w:t>A</w:t>
+            </w:r>
+          </w:p>
+        </w:tc>
+        <w:tc>
+          <w:tcPr>
+            <w:tcW w:type="dxa" w:w="3061"/>
+          </w:tcPr>
+          <w:p>
+            <w:r/>
+            <w:r>
+              <w:rPr>
+                <w:sz w:val="18"/>
+              </w:rPr>
+              <w:t>669 m</w:t>
+            </w:r>
+          </w:p>
+        </w:tc>
+        <w:tc>
+          <w:tcPr>
+            <w:tcW w:type="dxa" w:w="2494"/>
+          </w:tcPr>
+          <w:p>
+            <w:r/>
+            <w:r>
+              <w:rPr>
+                <w:sz w:val="18"/>
+              </w:rPr>
+              <w:t>MEDIA</w:t>
+            </w:r>
+          </w:p>
+        </w:tc>
+        <w:tc>
+          <w:tcPr>
+            <w:tcW w:type="dxa" w:w="2494"/>
+          </w:tcPr>
+          <w:p>
+            <w:r/>
+            <w:r>
+              <w:rPr>
+                <w:sz w:val="18"/>
+              </w:rPr>
+              <w:t>MEDIA</w:t>
+            </w:r>
+          </w:p>
+        </w:tc>
+      </w:tr>
+      <w:tr>
+        <w:tc>
+          <w:tcPr>
+            <w:tcW w:type="dxa" w:w="1020"/>
+          </w:tcPr>
+          <w:p>
+            <w:r/>
+            <w:r>
+              <w:rPr>
+                <w:sz w:val="18"/>
+              </w:rPr>
+              <w:t>B</w:t>
+            </w:r>
+          </w:p>
+        </w:tc>
+        <w:tc>
+          <w:tcPr>
+            <w:tcW w:type="dxa" w:w="3061"/>
+          </w:tcPr>
+          <w:p>
+            <w:r/>
+            <w:r>
+              <w:rPr>
+                <w:sz w:val="18"/>
+              </w:rPr>
+              <w:t>2922 m</w:t>
+            </w:r>
+          </w:p>
+        </w:tc>
+        <w:tc>
+          <w:tcPr>
+            <w:tcW w:type="dxa" w:w="2494"/>
+          </w:tcPr>
+          <w:p>
+            <w:r/>
+            <w:r>
+              <w:rPr>
+                <w:sz w:val="18"/>
+              </w:rPr>
+              <w:t>BAJA</w:t>
+            </w:r>
+          </w:p>
+        </w:tc>
+        <w:tc>
+          <w:tcPr>
+            <w:tcW w:type="dxa" w:w="2494"/>
+          </w:tcPr>
+          <w:p>
+            <w:r/>
+            <w:r>
+              <w:rPr>
+                <w:sz w:val="18"/>
+              </w:rPr>
+              <w:t>BAJA</w:t>
+            </w:r>
+          </w:p>
+        </w:tc>
+      </w:tr>
+      <w:tr>
+        <w:tc>
+          <w:tcPr>
+            <w:tcW w:type="dxa" w:w="1020"/>
+          </w:tcPr>
+          <w:p>
+            <w:r/>
+            <w:r>
+              <w:rPr>
+                <w:sz w:val="18"/>
+              </w:rPr>
+              <w:t>C</w:t>
+            </w:r>
+          </w:p>
+        </w:tc>
+        <w:tc>
+          <w:tcPr>
+            <w:tcW w:type="dxa" w:w="3061"/>
+          </w:tcPr>
+          <w:p>
+            <w:r/>
+            <w:r>
+              <w:rPr>
+                <w:sz w:val="18"/>
+              </w:rPr>
+              <w:t>28 m</w:t>
+            </w:r>
+          </w:p>
+        </w:tc>
+        <w:tc>
+          <w:tcPr>
+            <w:tcW w:type="dxa" w:w="2494"/>
+          </w:tcPr>
+          <w:p>
+            <w:r/>
+            <w:r>
+              <w:rPr>
+                <w:sz w:val="18"/>
+              </w:rPr>
+              <w:t>ALTA</w:t>
+            </w:r>
+          </w:p>
+        </w:tc>
+        <w:tc>
+          <w:tcPr>
+            <w:tcW w:type="dxa" w:w="2494"/>
+          </w:tcPr>
+          <w:p>
+            <w:r/>
+            <w:r>
+              <w:rPr>
+                <w:sz w:val="18"/>
+              </w:rPr>
+              <w:t>ALTA</w:t>
+            </w:r>
+          </w:p>
+        </w:tc>
+      </w:tr>
+      <w:tr>
+        <w:tc>
+          <w:tcPr>
+            <w:tcW w:type="dxa" w:w="1020"/>
+          </w:tcPr>
+          <w:p>
+            <w:r/>
+            <w:r>
+              <w:rPr>
+                <w:sz w:val="18"/>
+              </w:rPr>
+              <w:t>D</w:t>
+            </w:r>
+          </w:p>
+        </w:tc>
+        <w:tc>
+          <w:tcPr>
+            <w:tcW w:type="dxa" w:w="3061"/>
+          </w:tcPr>
+          <w:p>
+            <w:r/>
+            <w:r>
+              <w:rPr>
+                <w:sz w:val="18"/>
+              </w:rPr>
+              <w:t>23 m</w:t>
+            </w:r>
+          </w:p>
+        </w:tc>
+        <w:tc>
+          <w:tcPr>
+            <w:tcW w:type="dxa" w:w="2494"/>
+          </w:tcPr>
+          <w:p>
+            <w:r/>
+            <w:r>
+              <w:rPr>
+                <w:sz w:val="18"/>
+              </w:rPr>
+              <w:t>MEDIA</w:t>
+            </w:r>
+          </w:p>
+        </w:tc>
+        <w:tc>
+          <w:tcPr>
+            <w:tcW w:type="dxa" w:w="2494"/>
+          </w:tcPr>
+          <w:p>
+            <w:r/>
+            <w:r>
+              <w:rPr>
+                <w:sz w:val="18"/>
+              </w:rPr>
+              <w:t>MEDIA</w:t>
+            </w:r>
+          </w:p>
+        </w:tc>
+      </w:tr>
+    </w:tbl>
+    <w:p/>
+    <w:p>
+      <w:pPr>
+        <w:jc w:val="both"/>
+      </w:pPr>
+      <w:r>
+        <w:rPr>
+          <w:b w:val="0"/>
+          <w:sz w:val="21"/>
+        </w:rPr>
+        <w:t>En los canales C y D, donde el metodo funciona, las dos estimaciones caen a menos de 30 m una de otra: el resultado no depende de la metrica elegida.</w:t>
+      </w:r>
+    </w:p>
+    <w:p>
+      <w:pPr>
+        <w:jc w:val="both"/>
+      </w:pPr>
+      <w:r>
+        <w:rPr>
+          <w:b w:val="0"/>
+          <w:sz w:val="21"/>
+        </w:rPr>
+        <w:t>En los canales A y B se separan 669 m y casi 3 km respectivamente, pero ambos salen con confianza BAJA con una metrica y con la otra. Eso confirma que ahi el problema no es cual se use, sino que no hay un emisor unico que localizar. La robustez del resultado sigue, en suma, el mismo patron que la confianza declarada.</w:t>
+      </w:r>
+    </w:p>
+    <w:p>
+      <w:pPr>
+        <w:pStyle w:val="Heading2"/>
+      </w:pPr>
+      <w:r>
+        <w:rPr>
+          <w:color w:val="1A365D"/>
+        </w:rPr>
+        <w:t>9.7 Validacion cruzada</w:t>
+      </w:r>
+    </w:p>
+    <w:p>
+      <w:pPr>
+        <w:jc w:val="both"/>
+      </w:pPr>
+      <w:r>
+        <w:rPr>
+          <w:b w:val="0"/>
+          <w:sz w:val="21"/>
+        </w:rPr>
+        <w:t>El resultado mas solido de este analisis no es una coordenada aislada sino una coincidencia. El foco 024.txt aparece como maximo dominante en 3 de los 5 objetivos analizados (canal A, canal C, frecuencia critica), y los emisores estimados a partir de cada uno de ellos caen todos a pocos centenares de metros del mismo punto.</w:t>
+      </w:r>
+    </w:p>
+    <w:p>
+      <w:pPr>
+        <w:jc w:val="both"/>
+      </w:pPr>
+      <w:r>
+        <w:rPr>
+          <w:b w:val="0"/>
+          <w:sz w:val="21"/>
+        </w:rPr>
+        <w:t>Son ajustes independientes, hechos sobre bandas de frecuencia distintas, que convergen en el mismo emplazamiento. La interpretacion natural es que se trata de una unica estacion base multiportadora que emite simultaneamente en varios canales de la banda, que es exactamente como opera una red celular. Ese emplazamiento es, por tanto, el primer objetivo que se recomienda verificar en sitio.</w:t>
       </w:r>
     </w:p>
     <w:p>
@@ -8752,7 +10475,7 @@
         <w:rPr>
           <w:sz w:val="21"/>
         </w:rPr>
-        <w:t>El canal C es el mas contaminado de la banda (ISE 79.6, ocupado en el 86.7 % del area) y el canal A el mas limpio (ISE 30.5). La recomendacion a la Agencia es no asignar el canal C y priorizar el canal A en el plan de frecuencias.</w:t>
+        <w:t>El canal C es el mas contaminado de la banda (ISE 79.6, ocupado en el 86.7 % del area) y el canal A el mas limpio (ISE 34.5). La recomendacion a la Agencia es no asignar el canal C y priorizar el canal A en el plan de frecuencias.</w:t>
       </w:r>
     </w:p>
     <w:p>
@@ -8768,40 +10491,16 @@
       </w:r>
     </w:p>
     <w:p/>
-    <w:p/>
-    <w:p>
-      <w:pPr>
-        <w:pStyle w:val="Heading2"/>
-      </w:pPr>
-      <w:r>
-        <w:rPr>
-          <w:color w:val="1A365D"/>
-        </w:rPr>
-        <w:t>Anexo. Nota de cierre</w:t>
-      </w:r>
-    </w:p>
     <w:p>
       <w:pPr>
         <w:jc w:val="both"/>
       </w:pPr>
       <w:r>
         <w:rPr>
-          <w:i/>
+          <w:b w:val="0"/>
           <w:sz w:val="21"/>
         </w:rPr>
-        <w:t>La Agencia le encargo a un gato medir la ocupacion del espectro en el canal C. Volvio a las tres horas con el informe en la boca y una sola conclusion: "esa banda esta ocupada". Le preguntaron como lo habia determinado con tanta certeza, y contesto: "me acoste encima".</w:t>
-      </w:r>
-    </w:p>
-    <w:p>
-      <w:pPr>
-        <w:jc w:val="both"/>
-      </w:pPr>
-      <w:r>
-        <w:rPr>
-          <w:i/>
-          <w:sz w:val="21"/>
-        </w:rPr>
-        <w:t>Desde entonces la ANE tiene un problema de metodologia, porque el gato no libera el canal C por mas hipotesis de decision que se le apliquen, y uno de presupuesto, porque ahora exige que le asignen tambien los canales A, B y D "por si acaso".</w:t>
+        <w:t>El estudio es reproducible de principio a fin: el proceso de ETL, el modelo de decision y las cifras de este informe se regeneran ejecutando el pipeline sobre la carpeta de mediciones original, sin intervencion manual en ningun paso.</w:t>
       </w:r>
     </w:p>
     <w:sectPr>
